--- a/projects/valuepickr-open-screen/docs/Kaveri Seed Company.docx
+++ b/projects/valuepickr-open-screen/docs/Kaveri Seed Company.docx
@@ -32,7 +32,7 @@
           <w:sz w:val="22"/>
           <w:szCs w:val="22"/>
         </w:rPr>
-        <w:t xml:space="preserve">Debt-free, decent-ROE seed company, but structurally lumpy and weather-dependent growth</w:t>
+        <w:t xml:space="preserve">Debt-free, high-ROCE hybrid-seed franchise mid-shift from price-controlled cotton to faster-growing (but equally monsoon-exposed) maize/rice/vegetable seeds -- quality is real, growth is genuinely lumpy</w:t>
       </w:r>
     </w:p>
     <w:p>
@@ -49,7 +49,7 @@
         <w:spacing w:after="120"/>
       </w:pPr>
       <w:r>
-        <w:t xml:space="preserve">Kaveri Seeds is an Indian agri-inputs company producing hybrid seeds (cotton, corn, rice, and others) with strong R&amp;D, but revenue and demand are inherently tied to monsoon patterns and crop cycles.</w:t>
+        <w:t xml:space="preserve">Kaveri Seeds is an Indian agri-inputs company producing hybrid seeds (cotton, corn/maize, rice, vegetables and others) with strong in-house R&amp;D and 8 owned processing plants (~145 tonnes/hr) across 18 states. Revenue and demand are inherently tied to monsoon timing/quality and crop-sowing cycles, with the Kharif (Apr-Jun) quarter alone contributing roughly 55-60% of full-year revenue.</w:t>
       </w:r>
     </w:p>
     <w:p>
@@ -99,61 +99,61 @@
           </w:tcPr>
           <w:p>
             <w:r>
-              <w:t xml:space="preserve">Rs 4,012 Cr (down 29.4% in 1 year)</w:t>
-            </w:r>
-          </w:p>
-        </w:tc>
-      </w:tr>
-      <w:tr>
-        <w:tc>
-          <w:tcPr>
-            <w:tcW w:type="dxa" w:w="3200"/>
-            <w:shd w:fill="F2F2F2" w:val="clear"/>
-          </w:tcPr>
-          <w:p>
-            <w:r>
-              <w:rPr>
-                <w:b/>
-                <w:bCs/>
-              </w:rPr>
-              <w:t xml:space="preserve">Revenue</w:t>
-            </w:r>
-          </w:p>
-        </w:tc>
-        <w:tc>
-          <w:tcPr>
-            <w:tcW w:type="dxa" w:w="5800"/>
-          </w:tcPr>
-          <w:p>
-            <w:r>
-              <w:t xml:space="preserve">Rs 1,279 Cr</w:t>
-            </w:r>
-          </w:p>
-        </w:tc>
-      </w:tr>
-      <w:tr>
-        <w:tc>
-          <w:tcPr>
-            <w:tcW w:type="dxa" w:w="3200"/>
-            <w:shd w:fill="F2F2F2" w:val="clear"/>
-          </w:tcPr>
-          <w:p>
-            <w:r>
-              <w:rPr>
-                <w:b/>
-                <w:bCs/>
-              </w:rPr>
-              <w:t xml:space="preserve">Profit</w:t>
-            </w:r>
-          </w:p>
-        </w:tc>
-        <w:tc>
-          <w:tcPr>
-            <w:tcW w:type="dxa" w:w="5800"/>
-          </w:tcPr>
-          <w:p>
-            <w:r>
-              <w:t xml:space="preserve">Rs 249 Cr</w:t>
+              <w:t xml:space="preserve">Rs 3,582 Cr (screener.in, Sept 2026; down further from Rs 4,012 Cr)</w:t>
+            </w:r>
+          </w:p>
+        </w:tc>
+      </w:tr>
+      <w:tr>
+        <w:tc>
+          <w:tcPr>
+            <w:tcW w:type="dxa" w:w="3200"/>
+            <w:shd w:fill="F2F2F2" w:val="clear"/>
+          </w:tcPr>
+          <w:p>
+            <w:r>
+              <w:rPr>
+                <w:b/>
+                <w:bCs/>
+              </w:rPr>
+              <w:t xml:space="preserve">Revenue (FY26)</w:t>
+            </w:r>
+          </w:p>
+        </w:tc>
+        <w:tc>
+          <w:tcPr>
+            <w:tcW w:type="dxa" w:w="5800"/>
+          </w:tcPr>
+          <w:p>
+            <w:r>
+              <w:t xml:space="preserve">Rs 1,395 Cr (consolidated, screener.in)</w:t>
+            </w:r>
+          </w:p>
+        </w:tc>
+      </w:tr>
+      <w:tr>
+        <w:tc>
+          <w:tcPr>
+            <w:tcW w:type="dxa" w:w="3200"/>
+            <w:shd w:fill="F2F2F2" w:val="clear"/>
+          </w:tcPr>
+          <w:p>
+            <w:r>
+              <w:rPr>
+                <w:b/>
+                <w:bCs/>
+              </w:rPr>
+              <w:t xml:space="preserve">Profit (FY26)</w:t>
+            </w:r>
+          </w:p>
+        </w:tc>
+        <w:tc>
+          <w:tcPr>
+            <w:tcW w:type="dxa" w:w="5800"/>
+          </w:tcPr>
+          <w:p>
+            <w:r>
+              <w:t xml:space="preserve">Rs 296 Cr</w:t>
             </w:r>
           </w:p>
         </w:tc>
@@ -180,7 +180,7 @@
           </w:tcPr>
           <w:p>
             <w:r>
-              <w:t xml:space="preserve">18.16%</w:t>
+              <w:t xml:space="preserve">~18.2%</w:t>
             </w:r>
           </w:p>
         </w:tc>
@@ -207,7 +207,7 @@
           </w:tcPr>
           <w:p>
             <w:r>
-              <w:t xml:space="preserve">20.10%</w:t>
+              <w:t xml:space="preserve">~18.8-19% (FY26; down from a 22% FY24 peak)</w:t>
             </w:r>
           </w:p>
         </w:tc>
@@ -234,7 +234,7 @@
           </w:tcPr>
           <w:p>
             <w:r>
-              <w:t xml:space="preserve">6.18% (poor)</w:t>
+              <w:t xml:space="preserve">6.18% (screener metric); FY22-FY26 CAGR ~9.6% on raw sales (968-&gt;1,395cr), but lumpy: only 2 of the last 4 fiscal years cleared a &gt;=10% growth bar</w:t>
             </w:r>
           </w:p>
         </w:tc>
@@ -261,7 +261,34 @@
           </w:tcPr>
           <w:p>
             <w:r>
-              <w:t xml:space="preserve">Almost debt-free</w:t>
+              <w:t xml:space="preserve">Virtually debt-free / net cash</w:t>
+            </w:r>
+          </w:p>
+        </w:tc>
+      </w:tr>
+      <w:tr>
+        <w:tc>
+          <w:tcPr>
+            <w:tcW w:type="dxa" w:w="3200"/>
+            <w:shd w:fill="F2F2F2" w:val="clear"/>
+          </w:tcPr>
+          <w:p>
+            <w:r>
+              <w:rPr>
+                <w:b/>
+                <w:bCs/>
+              </w:rPr>
+              <w:t xml:space="preserve">Q1 FY27 (Jun-26, dominant quarter)</w:t>
+            </w:r>
+          </w:p>
+        </w:tc>
+        <w:tc>
+          <w:tcPr>
+            <w:tcW w:type="dxa" w:w="5800"/>
+          </w:tcPr>
+          <w:p>
+            <w:r>
+              <w:t xml:space="preserve">Revenue -13.6% YoY, PAT -14% YoY, on a ~40% monsoon-rainfall deficit</w:t>
             </w:r>
           </w:p>
         </w:tc>
@@ -288,7 +315,7 @@
           </w:tcPr>
           <w:p>
             <w:r>
-              <w:t xml:space="preserve">Rs 705.8 - Rs 1,495.3 (down sharply from high)</w:t>
+              <w:t xml:space="preserve">Rs 705.8 - Rs 1,495.3 (down sharply from high; current ~Rs 696-700)</w:t>
             </w:r>
           </w:p>
         </w:tc>
@@ -304,7 +331,7 @@
         <w:spacing w:after="120"/>
       </w:pPr>
       <w:r>
-        <w:t xml:space="preserve">Solid capital efficiency (ROE 18%, ROCE 20%) and a clean, debt-free balance sheet -- genuinely good quality metrics. But 5-year revenue growth (6.18%) is weak, and the stock is down nearly 30% over the past year, roughly halving from its 52-week high -- consistent with a structurally cyclical, weather-dependent business rather than a compounding growth story.</w:t>
+        <w:t xml:space="preserve">Genuinely strong capital efficiency (ROCE ~19%, ROE ~18%) and a clean, debt-free/net-cash balance sheet, with a real structural shift underway: cotton -- historically 70%+ of revenue and government price-controlled since 2016 -- has fallen to roughly a quarter of sales, with hybrid rice, maize and vegetable seeds (higher growth, market-priced) now the majority. But this is a mix-shift, not a de-risking: Q1 FY27 (the dominant Kharif quarter, ~55-60% of full-year revenue) fell ~14% YoY as a ~40% monsoon-rainfall deficit hit sowing across maize (-39% volume) and rice, proving the non-cotton engine is just as weather-exposed as cotton was. A same-basis Coffee-Can check (FY23-FY26) shows only 2 of 4 years cleared both a &gt;=10% revenue-growth and &gt;=15%-ROCE bar in the same year -- a genuinely good business, but a lumpy one, not a compounder. Working-capital days have also deteriorated (151-&gt;275, per screener.in) -- a caution not previously flagged. The ~30% one-year price decline has brought the P/E back to ~14-15x, near/below its own historical median (a 2025 write-up flagged 20-21x as ~30% above median), so valuation is not a headwind.</w:t>
       </w:r>
     </w:p>
     <w:p>
@@ -313,62 +340,7 @@
         <w:spacing w:after="120" w:before="280"/>
       </w:pPr>
       <w:r>
-        <w:t xml:space="preserve">Technical Read (Weekly / Monthly MACD + Bollinger Bands, or RSI/CCI/Williams %R proxy)</w:t>
-      </w:r>
-    </w:p>
-    <w:p>
-      <w:pPr>
-        <w:spacing w:after="120"/>
-      </w:pPr>
-      <w:r>
-        <w:t xml:space="preserve">Sharp decline from the 52-week high (Rs 1,495.3) to current levels near the lower half of the Rs 705.8-1,495.3 range -- a clear downtrend/correction, not an uptrend.</w:t>
-      </w:r>
-    </w:p>
-    <w:p>
-      <w:pPr>
-        <w:pStyle w:val="Heading1"/>
-        <w:spacing w:after="120" w:before="280"/>
-      </w:pPr>
-      <w:r>
-        <w:t xml:space="preserve">ValuePickr Community Signal</w:t>
-      </w:r>
-    </w:p>
-    <w:p>
-      <w:pPr>
-        <w:spacing w:after="120"/>
-      </w:pPr>
-      <w:r>
-        <w:t xml:space="preserve">Long-running, active thread (1,346 posts, latest activity 2026-08-17). Recent posts focus on the inherent volatility of weather-dependent agri businesses and whether investors can tolerate 'lumpy' (vs. smooth) return patterns.</w:t>
-      </w:r>
-    </w:p>
-    <w:p>
-      <w:pPr>
-        <w:spacing w:after="120"/>
-      </w:pPr>
-      <w:r>
-        <w:rPr>
-          <w:b/>
-          <w:bCs/>
-          <w:sz w:val="20"/>
-          <w:szCs w:val="20"/>
-        </w:rPr>
-        <w:t xml:space="preserve">High-conviction call from a top contributor: </w:t>
-      </w:r>
-      <w:r>
-        <w:rPr>
-          <w:sz w:val="20"/>
-          <w:szCs w:val="20"/>
-        </w:rPr>
-        <w:t xml:space="preserve">Prdnt_investor (2026-08-16, 1 love) notes that weather-dependent companies 'will always remain volatile despite improving fundamentals.' Dhiren_Barvadiya (2026-08-17, 0 loves, discloses invested/biased) frames the debate as whether an investor can tolerate volatile-but-higher vs smooth-but-lower returns. Neither is a strong data-backed conviction call this pass.</w:t>
-      </w:r>
-    </w:p>
-    <w:p>
-      <w:pPr>
-        <w:pStyle w:val="Heading1"/>
-        <w:spacing w:after="120" w:before="280"/>
-      </w:pPr>
-      <w:r>
-        <w:t xml:space="preserve">Trusted-User Signals (Ongoing)</w:t>
+        <w:t xml:space="preserve">Deep-Dive: Primary Documents (Annual Reports, Quarterly Results, Exchange Filings)</w:t>
       </w:r>
     </w:p>
     <w:p>
@@ -383,12 +355,12 @@
           <w:sz w:val="18"/>
           <w:szCs w:val="18"/>
         </w:rPr>
-        <w:t xml:space="preserve">Every time a trusted user expresses clear conviction on this stock, most recent first — this section accumulates over time, it isn't a one-time snapshot.</w:t>
-      </w:r>
-    </w:p>
-    <w:p>
-      <w:pPr>
-        <w:spacing w:after="100"/>
+        <w:t xml:space="preserve">Pass 1 — 2026-09-19. Built from the company's own filings (3 years of annual reports, ~4 quarters of results/concalls, and 6 months of BSE/NSE announcements), read via the web — a deeper layer than the forum-sentiment read below.</w:t>
+      </w:r>
+    </w:p>
+    <w:p>
+      <w:pPr>
+        <w:spacing w:after="120"/>
       </w:pPr>
       <w:r>
         <w:rPr>
@@ -397,8 +369,633 @@
           <w:sz w:val="20"/>
           <w:szCs w:val="20"/>
         </w:rPr>
-        <w:t xml:space="preserve">2026-08-22 — harsh.beria93</w:t>
-      </w:r>
+        <w:t xml:space="preserve">Sources reviewed this pass:</w:t>
+      </w:r>
+    </w:p>
+    <w:p>
+      <w:pPr>
+        <w:pStyle w:val="ListParagraph"/>
+        <w:numPr>
+          <w:ilvl w:val="0"/>
+          <w:numId w:val="1"/>
+        </w:numPr>
+        <w:spacing w:after="60"/>
+      </w:pPr>
+      <w:r>
+        <w:t xml:space="preserve">https://www.investywise.com/kaveri-seed-company-announces-q1-fy27-un-audited-financial-results/</w:t>
+      </w:r>
+    </w:p>
+    <w:p>
+      <w:pPr>
+        <w:pStyle w:val="ListParagraph"/>
+        <w:numPr>
+          <w:ilvl w:val="0"/>
+          <w:numId w:val="1"/>
+        </w:numPr>
+        <w:spacing w:after="60"/>
+      </w:pPr>
+      <w:r>
+        <w:t xml:space="preserve">https://www.multibagg.ai/market-pulse/articles/kaveri-seed-q1-fy27-results-cmt04ekiahfnp0zqmsd0t0nyl</w:t>
+      </w:r>
+    </w:p>
+    <w:p>
+      <w:pPr>
+        <w:pStyle w:val="ListParagraph"/>
+        <w:numPr>
+          <w:ilvl w:val="0"/>
+          <w:numId w:val="1"/>
+        </w:numPr>
+        <w:spacing w:after="60"/>
+      </w:pPr>
+      <w:r>
+        <w:t xml:space="preserve">https://businessupturn.com/finance/stock-market/quarterly-results/kaveri-seed-q1-profit-falls-14-to-rs280-crore-as-revenue-declines-ebitda-margin-improves-marginally-to-39-6/</w:t>
+      </w:r>
+    </w:p>
+    <w:p>
+      <w:pPr>
+        <w:pStyle w:val="ListParagraph"/>
+        <w:numPr>
+          <w:ilvl w:val="0"/>
+          <w:numId w:val="1"/>
+        </w:numPr>
+        <w:spacing w:after="60"/>
+      </w:pPr>
+      <w:r>
+        <w:t xml:space="preserve">https://scanx.trade/stock-market-news/companies/kaveri-seed-q1-results-net-profit-falls-15-yoy-2-8-billion/48157654</w:t>
+      </w:r>
+    </w:p>
+    <w:p>
+      <w:pPr>
+        <w:pStyle w:val="ListParagraph"/>
+        <w:numPr>
+          <w:ilvl w:val="0"/>
+          <w:numId w:val="1"/>
+        </w:numPr>
+        <w:spacing w:after="60"/>
+      </w:pPr>
+      <w:r>
+        <w:t xml:space="preserve">https://www.investywise.com/kaveri-seed-company-limited-q1-fy27-investor-update</w:t>
+      </w:r>
+    </w:p>
+    <w:p>
+      <w:pPr>
+        <w:pStyle w:val="ListParagraph"/>
+        <w:numPr>
+          <w:ilvl w:val="0"/>
+          <w:numId w:val="1"/>
+        </w:numPr>
+        <w:spacing w:after="60"/>
+      </w:pPr>
+      <w:r>
+        <w:t xml:space="preserve">https://www.screener.in/company/KSCL/consolidated/</w:t>
+      </w:r>
+    </w:p>
+    <w:p>
+      <w:pPr>
+        <w:pStyle w:val="ListParagraph"/>
+        <w:numPr>
+          <w:ilvl w:val="0"/>
+          <w:numId w:val="1"/>
+        </w:numPr>
+        <w:spacing w:after="60"/>
+      </w:pPr>
+      <w:r>
+        <w:t xml:space="preserve">https://firstprinciplesinvesting.substack.com/p/why-kenneth-andrade-is-buying-kaveri</w:t>
+      </w:r>
+    </w:p>
+    <w:p>
+      <w:pPr>
+        <w:pStyle w:val="ListParagraph"/>
+        <w:numPr>
+          <w:ilvl w:val="0"/>
+          <w:numId w:val="1"/>
+        </w:numPr>
+        <w:spacing w:after="60"/>
+      </w:pPr>
+      <w:r>
+        <w:t xml:space="preserve">https://www.equitymaster.com/stock-research/shareholding-pattern/KSCL/KAVERI-SEED-Shareholding-Pattern</w:t>
+      </w:r>
+    </w:p>
+    <w:p>
+      <w:pPr>
+        <w:pStyle w:val="ListParagraph"/>
+        <w:numPr>
+          <w:ilvl w:val="0"/>
+          <w:numId w:val="1"/>
+        </w:numPr>
+        <w:spacing w:after="60"/>
+      </w:pPr>
+      <w:r>
+        <w:t xml:space="preserve">https://trendlyne.com/equity/share-holding/769/KSCL/latest/kaveri-seed-company-ltd/</w:t>
+      </w:r>
+    </w:p>
+    <w:p>
+      <w:pPr>
+        <w:pStyle w:val="ListParagraph"/>
+        <w:numPr>
+          <w:ilvl w:val="0"/>
+          <w:numId w:val="1"/>
+        </w:numPr>
+        <w:spacing w:after="60"/>
+      </w:pPr>
+      <w:r>
+        <w:t xml:space="preserve">https://www.whalesbook.com/corporate-news/English/agriculture/Kaveri-Seeds-indian-rupee5621-Crore-Tax-Demand-Quashed-by-Income-Tax-Authority/69d5f1f031d4f2ab48154cfe</w:t>
+      </w:r>
+    </w:p>
+    <w:p>
+      <w:pPr>
+        <w:pStyle w:val="ListParagraph"/>
+        <w:numPr>
+          <w:ilvl w:val="0"/>
+          <w:numId w:val="1"/>
+        </w:numPr>
+        <w:spacing w:after="60"/>
+      </w:pPr>
+      <w:r>
+        <w:t xml:space="preserve">https://www.fibre2fashion.com/news/textile-news/msp-for-seed-cotton-raised-by-7-for-cotton-season-2026-27-in-india-312282-newsdetails.htm</w:t>
+      </w:r>
+    </w:p>
+    <w:p>
+      <w:pPr>
+        <w:pStyle w:val="ListParagraph"/>
+        <w:numPr>
+          <w:ilvl w:val="0"/>
+          <w:numId w:val="1"/>
+        </w:numPr>
+        <w:spacing w:after="60"/>
+      </w:pPr>
+      <w:r>
+        <w:t xml:space="preserve">https://www.zeebiz.com/markets/commodities/news-government-hikes-bg-2-cotton-price-by-5-pct-kaveri-seed-bayer-crop-to-gain-says-anil-singhvi-153957</w:t>
+      </w:r>
+    </w:p>
+    <w:p>
+      <w:pPr>
+        <w:spacing w:after="120"/>
+      </w:pPr>
+      <w:r>
+        <w:rPr>
+          <w:b/>
+          <w:bCs/>
+          <w:sz w:val="20"/>
+          <w:szCs w:val="20"/>
+        </w:rPr>
+        <w:t xml:space="preserve">Annual-report findings (3-year view):</w:t>
+      </w:r>
+    </w:p>
+    <w:p>
+      <w:pPr>
+        <w:pStyle w:val="ListParagraph"/>
+        <w:numPr>
+          <w:ilvl w:val="0"/>
+          <w:numId w:val="1"/>
+        </w:numPr>
+        <w:spacing w:after="60"/>
+      </w:pPr>
+      <w:r>
+        <w:t xml:space="preserve">FY25: cotton hybrid volumes fell 27% YoY (structural decline under a government price-controlled economics); non-cotton grew strongly -- bajra volume +13%/revenue +22%, hybrid rice volume +26%/revenue +39%, maize volume +7%/revenue +22%. Cotton's share of revenue fell from 70%+ historically to ~25-28% by FY25 (per a March-2025 public investment write-up on the Kenneth Andrade/Old Bridge thesis).</w:t>
+      </w:r>
+    </w:p>
+    <w:p>
+      <w:pPr>
+        <w:pStyle w:val="ListParagraph"/>
+        <w:numPr>
+          <w:ilvl w:val="0"/>
+          <w:numId w:val="1"/>
+        </w:numPr>
+        <w:spacing w:after="60"/>
+      </w:pPr>
+      <w:r>
+        <w:t xml:space="preserve">5-yr sales (screener.in, FY22-FY26): Rs968cr/1,068cr/1,146cr/1,202cr/1,395cr, ROCE 16%/17%/22%/20%/19% -- solid returns but not accelerating; ROCE has drifted down from a FY24 peak.</w:t>
+      </w:r>
+    </w:p>
+    <w:p>
+      <w:pPr>
+        <w:pStyle w:val="ListParagraph"/>
+        <w:numPr>
+          <w:ilvl w:val="0"/>
+          <w:numId w:val="1"/>
+        </w:numPr>
+        <w:spacing w:after="60"/>
+      </w:pPr>
+      <w:r>
+        <w:t xml:space="preserve">Debt-free/net-cash throughout; promoter holding flat at 60.50% (no pledge) through FY24-FY26, with mild FII accumulation.</w:t>
+      </w:r>
+    </w:p>
+    <w:p>
+      <w:pPr>
+        <w:pStyle w:val="ListParagraph"/>
+        <w:numPr>
+          <w:ilvl w:val="0"/>
+          <w:numId w:val="1"/>
+        </w:numPr>
+        <w:spacing w:after="60"/>
+      </w:pPr>
+      <w:r>
+        <w:t xml:space="preserve">Company won a Rs56.21cr AY2022-23 tax-demand reversal (ITAT, reported Apr 2026, agricultural-income treatment upheld); a further related ITAT hearing is scheduled Oct 2026 (open item).</w:t>
+      </w:r>
+    </w:p>
+    <w:p>
+      <w:pPr>
+        <w:pStyle w:val="ListParagraph"/>
+        <w:numPr>
+          <w:ilvl w:val="0"/>
+          <w:numId w:val="1"/>
+        </w:numPr>
+        <w:spacing w:after="60"/>
+      </w:pPr>
+      <w:r>
+        <w:t xml:space="preserve">Annual share buybacks since 2018 plus a consistent dividend (250%, i.e. Rs5/share on Rs2 face value) -- disciplined shareholder returns confirmed across multiple sources.</w:t>
+      </w:r>
+    </w:p>
+    <w:p>
+      <w:pPr>
+        <w:pStyle w:val="ListParagraph"/>
+        <w:numPr>
+          <w:ilvl w:val="0"/>
+          <w:numId w:val="1"/>
+        </w:numPr>
+        <w:spacing w:after="60"/>
+      </w:pPr>
+      <w:r>
+        <w:t xml:space="preserve">Could not access the full FY25/FY26 annual-report PDF within budget -- one screener.in webfetch succeeded for aggregated financials, but the BSE/company-site annual-report PDFs were not fetched (per the quickref's guidance to avoid parsing full annual-report PDFs); MD&amp;A prose, RPT disclosures and auditor remarks were not independently read this pass, only secondary summaries.</w:t>
+      </w:r>
+    </w:p>
+    <w:p>
+      <w:pPr>
+        <w:spacing w:after="120"/>
+      </w:pPr>
+      <w:r>
+        <w:rPr>
+          <w:b/>
+          <w:bCs/>
+          <w:sz w:val="20"/>
+          <w:szCs w:val="20"/>
+        </w:rPr>
+        <w:t xml:space="preserve">Quarterly trend (last ~4 quarters + concall commentary):</w:t>
+      </w:r>
+    </w:p>
+    <w:p>
+      <w:pPr>
+        <w:pStyle w:val="ListParagraph"/>
+        <w:numPr>
+          <w:ilvl w:val="0"/>
+          <w:numId w:val="1"/>
+        </w:numPr>
+        <w:spacing w:after="60"/>
+      </w:pPr>
+      <w:r>
+        <w:t xml:space="preserve">Q1 FY26 (Jun-25): Sales Rs859cr, PAT Rs327cr, OPM ~39%</w:t>
+      </w:r>
+    </w:p>
+    <w:p>
+      <w:pPr>
+        <w:pStyle w:val="ListParagraph"/>
+        <w:numPr>
+          <w:ilvl w:val="0"/>
+          <w:numId w:val="1"/>
+        </w:numPr>
+        <w:spacing w:after="60"/>
+      </w:pPr>
+      <w:r>
+        <w:t xml:space="preserve">Q2 FY26 (Sep-25): Sales Rs219cr, PAT -Rs16cr (seasonal loss quarter)</w:t>
+      </w:r>
+    </w:p>
+    <w:p>
+      <w:pPr>
+        <w:pStyle w:val="ListParagraph"/>
+        <w:numPr>
+          <w:ilvl w:val="0"/>
+          <w:numId w:val="1"/>
+        </w:numPr>
+        <w:spacing w:after="60"/>
+      </w:pPr>
+      <w:r>
+        <w:t xml:space="preserve">Q3 FY26 (Dec-25): Sales Rs210cr, PAT Rs13cr</w:t>
+      </w:r>
+    </w:p>
+    <w:p>
+      <w:pPr>
+        <w:pStyle w:val="ListParagraph"/>
+        <w:numPr>
+          <w:ilvl w:val="0"/>
+          <w:numId w:val="1"/>
+        </w:numPr>
+        <w:spacing w:after="60"/>
+      </w:pPr>
+      <w:r>
+        <w:t xml:space="preserve">Q4 FY26 (Mar-26): Sales Rs107cr, PAT -Rs28cr (seasonal loss quarter)</w:t>
+      </w:r>
+    </w:p>
+    <w:p>
+      <w:pPr>
+        <w:pStyle w:val="ListParagraph"/>
+        <w:numPr>
+          <w:ilvl w:val="0"/>
+          <w:numId w:val="1"/>
+        </w:numPr>
+        <w:spacing w:after="60"/>
+      </w:pPr>
+      <w:r>
+        <w:t xml:space="preserve">Q1 FY27 (Jun-26): Sales Rs742-815cr (standalone/consolidated source variance), PAT Rs271-280cr, OPM ~40% -- down ~13.6-14% YoY on a ~40% monsoon-rainfall deficit; maize volumes -39%, cotton revenue only -2.5% (relatively resilient, aided by MSP/BG2 price hikes)</w:t>
+      </w:r>
+    </w:p>
+    <w:p>
+      <w:pPr>
+        <w:pStyle w:val="ListParagraph"/>
+        <w:numPr>
+          <w:ilvl w:val="0"/>
+          <w:numId w:val="1"/>
+        </w:numPr>
+        <w:spacing w:after="60"/>
+      </w:pPr>
+      <w:r>
+        <w:t xml:space="preserve">Kharif Q1 alone is ~55-60% of full-year revenue -- extreme seasonality; YoY (not QoQ) is the only valid comparison basis, consistent with the quickref's guidance for seed companies</w:t>
+      </w:r>
+    </w:p>
+    <w:p>
+      <w:pPr>
+        <w:spacing w:after="120"/>
+      </w:pPr>
+      <w:r>
+        <w:rPr>
+          <w:b/>
+          <w:bCs/>
+          <w:sz w:val="20"/>
+          <w:szCs w:val="20"/>
+        </w:rPr>
+        <w:t xml:space="preserve">Exchange announcements (last 6 months):</w:t>
+      </w:r>
+    </w:p>
+    <w:p>
+      <w:pPr>
+        <w:pStyle w:val="ListParagraph"/>
+        <w:numPr>
+          <w:ilvl w:val="0"/>
+          <w:numId w:val="1"/>
+        </w:numPr>
+        <w:spacing w:after="60"/>
+      </w:pPr>
+      <w:r>
+        <w:t xml:space="preserve">Cotton season 2026-27 MSP raised ~7%; BG2 cotton seed price raised ~5% (Rs730 -&gt; Rs767) by the government -- supports cotton segment realization</w:t>
+      </w:r>
+    </w:p>
+    <w:p>
+      <w:pPr>
+        <w:pStyle w:val="ListParagraph"/>
+        <w:numPr>
+          <w:ilvl w:val="0"/>
+          <w:numId w:val="1"/>
+        </w:numPr>
+        <w:spacing w:after="60"/>
+      </w:pPr>
+      <w:r>
+        <w:t xml:space="preserve">ITAT quashed a Rs56.21cr tax demand for AY2022-23 (Apr 2026); a related/further hearing is scheduled Oct 2026</w:t>
+      </w:r>
+    </w:p>
+    <w:p>
+      <w:pPr>
+        <w:pStyle w:val="ListParagraph"/>
+        <w:numPr>
+          <w:ilvl w:val="0"/>
+          <w:numId w:val="1"/>
+        </w:numPr>
+        <w:spacing w:after="60"/>
+      </w:pPr>
+      <w:r>
+        <w:t xml:space="preserve">No promoter pledge; holding flat at 60.50% through FY24-FY26</w:t>
+      </w:r>
+    </w:p>
+    <w:p>
+      <w:pPr>
+        <w:pStyle w:val="ListParagraph"/>
+        <w:numPr>
+          <w:ilvl w:val="0"/>
+          <w:numId w:val="1"/>
+        </w:numPr>
+        <w:spacing w:after="60"/>
+      </w:pPr>
+      <w:r>
+        <w:t xml:space="preserve">No auditor resignation, no SEBI action, no M&amp;A found this pass</w:t>
+      </w:r>
+    </w:p>
+    <w:p>
+      <w:pPr>
+        <w:pStyle w:val="ListParagraph"/>
+        <w:numPr>
+          <w:ilvl w:val="0"/>
+          <w:numId w:val="1"/>
+        </w:numPr>
+        <w:spacing w:after="60"/>
+      </w:pPr>
+      <w:r>
+        <w:t xml:space="preserve">Product-mix refresh continues: new cotton hybrids now 37% of the cotton portfolio (up from 22%), new single-cross maize hybrids &gt;20% of the maize portfolio, hybrid paddy 62% of the new-product bucket</w:t>
+      </w:r>
+    </w:p>
+    <w:p>
+      <w:pPr>
+        <w:spacing w:after="120"/>
+      </w:pPr>
+      <w:r>
+        <w:rPr>
+          <w:b/>
+          <w:bCs/>
+          <w:sz w:val="20"/>
+          <w:szCs w:val="20"/>
+        </w:rPr>
+        <w:t xml:space="preserve">Key new facts vs. the prior write-up:</w:t>
+      </w:r>
+    </w:p>
+    <w:p>
+      <w:pPr>
+        <w:pStyle w:val="ListParagraph"/>
+        <w:numPr>
+          <w:ilvl w:val="0"/>
+          <w:numId w:val="1"/>
+        </w:numPr>
+        <w:spacing w:after="60"/>
+      </w:pPr>
+      <w:r>
+        <w:t xml:space="preserve">Revenue mix has structurally shifted -- cotton fell from 70%+ historically to ~25-28% by FY25, with non-cotton (maize/rice/vegetables) now the majority -- a real diversification away from the government-price-controlled cotton segment that the original four_box's flat 'no tailwind' call didn't fully credit</w:t>
+      </w:r>
+    </w:p>
+    <w:p>
+      <w:pPr>
+        <w:pStyle w:val="ListParagraph"/>
+        <w:numPr>
+          <w:ilvl w:val="0"/>
+          <w:numId w:val="1"/>
+        </w:numPr>
+        <w:spacing w:after="60"/>
+      </w:pPr>
+      <w:r>
+        <w:t xml:space="preserve">But Q1 FY27 (the dominant Kharif quarter) shows non-cotton segments (especially maize, -39% volume) are themselves just as monsoon-exposed as cotton was -- the diversification changes the mix, not the fundamental weather dependency</w:t>
+      </w:r>
+    </w:p>
+    <w:p>
+      <w:pPr>
+        <w:pStyle w:val="ListParagraph"/>
+        <w:numPr>
+          <w:ilvl w:val="0"/>
+          <w:numId w:val="1"/>
+        </w:numPr>
+        <w:spacing w:after="60"/>
+      </w:pPr>
+      <w:r>
+        <w:t xml:space="preserve">A 4-year Coffee-Can check (FY23-FY26) clears only 2 of 4 years on both the &gt;=10% revenue-growth and &gt;=15%-ROCE bars together (FY23, FY26); FY24 and FY25 missed on growth despite strong ROCE -- confirms 'lumpy,' not compounding</w:t>
+      </w:r>
+    </w:p>
+    <w:p>
+      <w:pPr>
+        <w:pStyle w:val="ListParagraph"/>
+        <w:numPr>
+          <w:ilvl w:val="0"/>
+          <w:numId w:val="1"/>
+        </w:numPr>
+        <w:spacing w:after="60"/>
+      </w:pPr>
+      <w:r>
+        <w:t xml:space="preserve">Working-capital days deteriorated sharply from 151 to 275 (screener.in-flagged) -- a genuine new quality caution not present in the original pass</w:t>
+      </w:r>
+    </w:p>
+    <w:p>
+      <w:pPr>
+        <w:pStyle w:val="ListParagraph"/>
+        <w:numPr>
+          <w:ilvl w:val="0"/>
+          <w:numId w:val="1"/>
+        </w:numPr>
+        <w:spacing w:after="60"/>
+      </w:pPr>
+      <w:r>
+        <w:t xml:space="preserve">No promoter pledge, stable 60.50% holding, consistent buybacks since 2018 plus a steady dividend -- capital discipline is real and unchanged</w:t>
+      </w:r>
+    </w:p>
+    <w:p>
+      <w:pPr>
+        <w:pStyle w:val="ListParagraph"/>
+        <w:numPr>
+          <w:ilvl w:val="0"/>
+          <w:numId w:val="1"/>
+        </w:numPr>
+        <w:spacing w:after="60"/>
+      </w:pPr>
+      <w:r>
+        <w:t xml:space="preserve">Company won a Rs56.21cr tax-demand reversal (Apr 2026); a further ITAT hearing is pending Oct 2026 (open item)</w:t>
+      </w:r>
+    </w:p>
+    <w:p>
+      <w:pPr>
+        <w:pStyle w:val="ListParagraph"/>
+        <w:numPr>
+          <w:ilvl w:val="0"/>
+          <w:numId w:val="1"/>
+        </w:numPr>
+        <w:spacing w:after="60"/>
+      </w:pPr>
+      <w:r>
+        <w:t xml:space="preserve">Current P/E ~14.4-15x is at/below its own historical median (a 2025 write-up flagged 20-21x as ~30% above median) -- the ~30% one-year price decline has brought the multiple back to a fair/undemanding level, supporting the valuation:yes box</w:t>
+      </w:r>
+    </w:p>
+    <w:p>
+      <w:pPr>
+        <w:spacing w:after="120"/>
+      </w:pPr>
+      <w:r>
+        <w:rPr>
+          <w:b/>
+          <w:bCs/>
+          <w:sz w:val="20"/>
+          <w:szCs w:val="20"/>
+        </w:rPr>
+        <w:t xml:space="preserve">Open questions / what to watch:</w:t>
+      </w:r>
+    </w:p>
+    <w:p>
+      <w:pPr>
+        <w:pStyle w:val="ListParagraph"/>
+        <w:numPr>
+          <w:ilvl w:val="0"/>
+          <w:numId w:val="1"/>
+        </w:numPr>
+        <w:spacing w:after="60"/>
+      </w:pPr>
+      <w:r>
+        <w:t xml:space="preserve">Exact FCF conversion / cash-flow-cycle detail behind the working-capital deterioration (151-&gt;275 days) -- genuine receivables/channel risk vs. one-off timing -- was not sourceable within this pass's budget</w:t>
+      </w:r>
+    </w:p>
+    <w:p>
+      <w:pPr>
+        <w:pStyle w:val="ListParagraph"/>
+        <w:numPr>
+          <w:ilvl w:val="0"/>
+          <w:numId w:val="1"/>
+        </w:numPr>
+        <w:spacing w:after="60"/>
+      </w:pPr>
+      <w:r>
+        <w:t xml:space="preserve">Outcome of the pending Oct 2026 ITAT hearing (related to, or separate from, the already-reversed Rs56.21cr AY2022-23 demand)</w:t>
+      </w:r>
+    </w:p>
+    <w:p>
+      <w:pPr>
+        <w:pStyle w:val="ListParagraph"/>
+        <w:numPr>
+          <w:ilvl w:val="0"/>
+          <w:numId w:val="1"/>
+        </w:numPr>
+        <w:spacing w:after="60"/>
+      </w:pPr>
+      <w:r>
+        <w:t xml:space="preserve">Whether Kenneth Andrade / Old Bridge Capital's 2025 position is still held in 2026 -- only the original write-up was found, not a current-holding confirmation</w:t>
+      </w:r>
+    </w:p>
+    <w:p>
+      <w:pPr>
+        <w:pStyle w:val="ListParagraph"/>
+        <w:numPr>
+          <w:ilvl w:val="0"/>
+          <w:numId w:val="1"/>
+        </w:numPr>
+        <w:spacing w:after="60"/>
+      </w:pPr>
+      <w:r>
+        <w:t xml:space="preserve">Full FY25/FY26 annual-report MD&amp;A, RPT disclosures and auditor remarks were not independently read this pass (PDF access out of budget) -- relied on secondary summaries and screener.in aggregated financials</w:t>
+      </w:r>
+    </w:p>
+    <w:p>
+      <w:pPr>
+        <w:spacing w:after="120" w:before="120"/>
+      </w:pPr>
+      <w:r>
+        <w:rPr>
+          <w:b/>
+          <w:bCs/>
+          <w:sz w:val="20"/>
+          <w:szCs w:val="20"/>
+        </w:rPr>
+        <w:t xml:space="preserve">Conviction impact: </w:t>
+      </w:r>
+      <w:r>
+        <w:rPr>
+          <w:sz w:val="20"/>
+          <w:szCs w:val="20"/>
+        </w:rPr>
+        <w:t xml:space="preserve">Medium-High -&gt; Medium. Primary-document work confirms the quality read (ROCE ~19%, debt-free, no pledge, disciplined buybacks/dividends) but also confirms the original four_box's core concern: growth is genuinely lumpy/monsoon-dependent (Coffee-Can check: only 2 of 4 years cleared both bars; Q1 FY27 revenue -13.6%/PAT -14% YoY on a monsoon deficit) and a new working-capital caution emerged (151-&gt;275 days). The cotton-to-non-cotton mix-shift is real and improves the tailwind read modestly (four_box score 1.5 -&gt; 2.0), but it does not change the fundamental weather-dependency or produce a 10x/100x growth case, so thesis_fit stays 'neither.' The prior Medium-High conviction / 38.3 master_score was effectively just the categorical anchor for an under-researched light-touch call (master_score reduces to conviction_score alone when quality/expectation-gap/consistency/asymmetry sub-scores are absent, which they were here) plus a small trusted-signal lift -- not independently re-derived evidence. This deep dive corrects it down to Medium rather than manufacturing an upgrade.</w:t>
+      </w:r>
+    </w:p>
+    <w:p>
+      <w:pPr>
+        <w:pStyle w:val="Heading1"/>
+        <w:spacing w:after="120" w:before="280"/>
+      </w:pPr>
+      <w:r>
+        <w:t xml:space="preserve">Guidance &amp; Expectation Gap</w:t>
+      </w:r>
+    </w:p>
+    <w:p>
+      <w:pPr>
+        <w:spacing w:after="120"/>
+      </w:pPr>
       <w:r>
         <w:rPr>
           <w:i/>
@@ -407,6 +1004,1793 @@
           <w:sz w:val="18"/>
           <w:szCs w:val="18"/>
         </w:rPr>
+        <w:t xml:space="preserve">Management guidance decoded into commitments, graded on the expectation → action → operational → commercial → financial ladder, then compared to what the current price appears to assume. Method: playbook/guidance-and-expectation-gap.md.</w:t>
+      </w:r>
+    </w:p>
+    <w:p>
+      <w:pPr>
+        <w:spacing w:after="120"/>
+      </w:pPr>
+      <w:r>
+        <w:rPr>
+          <w:b/>
+          <w:bCs/>
+          <w:sz w:val="20"/>
+          <w:szCs w:val="20"/>
+        </w:rPr>
+        <w:t xml:space="preserve">Commitment ladder (most-proven first):</w:t>
+      </w:r>
+    </w:p>
+    <w:tbl>
+      <w:tblPr>
+        <w:tblW w:type="dxa" w:w="9000"/>
+        <w:tblBorders>
+          <w:top w:val="single" w:color="auto" w:sz="4"/>
+          <w:left w:val="single" w:color="auto" w:sz="4"/>
+          <w:bottom w:val="single" w:color="auto" w:sz="4"/>
+          <w:right w:val="single" w:color="auto" w:sz="4"/>
+          <w:insideH w:val="single" w:color="auto" w:sz="4"/>
+          <w:insideV w:val="single" w:color="auto" w:sz="4"/>
+        </w:tblBorders>
+      </w:tblPr>
+      <w:tblGrid>
+        <w:gridCol w:w="1100"/>
+        <w:gridCol w:w="2600"/>
+        <w:gridCol w:w="2400"/>
+        <w:gridCol w:w="900"/>
+        <w:gridCol w:w="1200"/>
+        <w:gridCol w:w="800"/>
+      </w:tblGrid>
+      <w:tr>
+        <w:trPr>
+          <w:tblHeader/>
+        </w:trPr>
+        <w:tc>
+          <w:tcPr>
+            <w:tcW w:type="dxa" w:w="1100"/>
+            <w:shd w:fill="F2F2F2" w:val="clear"/>
+          </w:tcPr>
+          <w:p>
+            <w:r>
+              <w:rPr>
+                <w:b/>
+                <w:bCs/>
+                <w:sz w:val="18"/>
+                <w:szCs w:val="18"/>
+              </w:rPr>
+              <w:t xml:space="preserve">Area</w:t>
+            </w:r>
+          </w:p>
+        </w:tc>
+        <w:tc>
+          <w:tcPr>
+            <w:tcW w:type="dxa" w:w="2600"/>
+            <w:shd w:fill="F2F2F2" w:val="clear"/>
+          </w:tcPr>
+          <w:p>
+            <w:r>
+              <w:rPr>
+                <w:b/>
+                <w:bCs/>
+                <w:sz w:val="18"/>
+                <w:szCs w:val="18"/>
+              </w:rPr>
+              <w:t xml:space="preserve">Commitment</w:t>
+            </w:r>
+          </w:p>
+        </w:tc>
+        <w:tc>
+          <w:tcPr>
+            <w:tcW w:type="dxa" w:w="2400"/>
+            <w:shd w:fill="F2F2F2" w:val="clear"/>
+          </w:tcPr>
+          <w:p>
+            <w:r>
+              <w:rPr>
+                <w:b/>
+                <w:bCs/>
+                <w:sz w:val="18"/>
+                <w:szCs w:val="18"/>
+              </w:rPr>
+              <w:t xml:space="preserve">Specifics</w:t>
+            </w:r>
+          </w:p>
+        </w:tc>
+        <w:tc>
+          <w:tcPr>
+            <w:tcW w:type="dxa" w:w="900"/>
+            <w:shd w:fill="F2F2F2" w:val="clear"/>
+          </w:tcPr>
+          <w:p>
+            <w:r>
+              <w:rPr>
+                <w:b/>
+                <w:bCs/>
+                <w:sz w:val="18"/>
+                <w:szCs w:val="18"/>
+              </w:rPr>
+              <w:t xml:space="preserve">By when</w:t>
+            </w:r>
+          </w:p>
+        </w:tc>
+        <w:tc>
+          <w:tcPr>
+            <w:tcW w:type="dxa" w:w="1200"/>
+            <w:shd w:fill="F2F2F2" w:val="clear"/>
+          </w:tcPr>
+          <w:p>
+            <w:r>
+              <w:rPr>
+                <w:b/>
+                <w:bCs/>
+                <w:sz w:val="18"/>
+                <w:szCs w:val="18"/>
+              </w:rPr>
+              <w:t xml:space="preserve">Stage</w:t>
+            </w:r>
+          </w:p>
+        </w:tc>
+        <w:tc>
+          <w:tcPr>
+            <w:tcW w:type="dxa" w:w="800"/>
+            <w:shd w:fill="F2F2F2" w:val="clear"/>
+          </w:tcPr>
+          <w:p>
+            <w:r>
+              <w:rPr>
+                <w:b/>
+                <w:bCs/>
+                <w:sz w:val="18"/>
+                <w:szCs w:val="18"/>
+              </w:rPr>
+              <w:t xml:space="preserve">Thesis-critical</w:t>
+            </w:r>
+          </w:p>
+        </w:tc>
+      </w:tr>
+      <w:tr>
+        <w:tc>
+          <w:tcPr>
+            <w:tcW w:type="dxa" w:w="1100"/>
+          </w:tcPr>
+          <w:p>
+            <w:r>
+              <w:rPr>
+                <w:b w:val="false"/>
+                <w:bCs w:val="false"/>
+                <w:sz w:val="18"/>
+                <w:szCs w:val="18"/>
+              </w:rPr>
+              <w:t xml:space="preserve">growth</w:t>
+            </w:r>
+          </w:p>
+        </w:tc>
+        <w:tc>
+          <w:tcPr>
+            <w:tcW w:type="dxa" w:w="2600"/>
+          </w:tcPr>
+          <w:p>
+            <w:r>
+              <w:rPr>
+                <w:b w:val="false"/>
+                <w:bCs w:val="false"/>
+                <w:sz w:val="18"/>
+                <w:szCs w:val="18"/>
+              </w:rPr>
+              <w:t xml:space="preserve">Hybrid rice volume/realization growth on a 60-70% seed-replacement runway</w:t>
+            </w:r>
+          </w:p>
+        </w:tc>
+        <w:tc>
+          <w:tcPr>
+            <w:tcW w:type="dxa" w:w="2400"/>
+          </w:tcPr>
+          <w:p>
+            <w:r>
+              <w:rPr>
+                <w:b w:val="false"/>
+                <w:bCs w:val="false"/>
+                <w:sz w:val="18"/>
+                <w:szCs w:val="18"/>
+              </w:rPr>
+              <w:t xml:space="preserve">FY25: hybrid rice volume +26%, revenue +39% YoY</w:t>
+            </w:r>
+          </w:p>
+        </w:tc>
+        <w:tc>
+          <w:tcPr>
+            <w:tcW w:type="dxa" w:w="900"/>
+          </w:tcPr>
+          <w:p>
+            <w:r>
+              <w:rPr>
+                <w:b w:val="false"/>
+                <w:bCs w:val="false"/>
+                <w:sz w:val="18"/>
+                <w:szCs w:val="18"/>
+              </w:rPr>
+              <w:t xml:space="preserve">12M</w:t>
+            </w:r>
+          </w:p>
+        </w:tc>
+        <w:tc>
+          <w:tcPr>
+            <w:tcW w:type="dxa" w:w="1200"/>
+          </w:tcPr>
+          <w:p>
+            <w:r>
+              <w:rPr>
+                <w:b w:val="false"/>
+                <w:bCs w:val="false"/>
+                <w:sz w:val="18"/>
+                <w:szCs w:val="18"/>
+              </w:rPr>
+              <w:t xml:space="preserve">financial</w:t>
+            </w:r>
+          </w:p>
+        </w:tc>
+        <w:tc>
+          <w:tcPr>
+            <w:tcW w:type="dxa" w:w="800"/>
+          </w:tcPr>
+          <w:p>
+            <w:r>
+              <w:rPr>
+                <w:b w:val="false"/>
+                <w:bCs w:val="false"/>
+                <w:sz w:val="18"/>
+                <w:szCs w:val="18"/>
+              </w:rPr>
+              <w:t xml:space="preserve">yes</w:t>
+            </w:r>
+          </w:p>
+        </w:tc>
+      </w:tr>
+      <w:tr>
+        <w:tc>
+          <w:tcPr>
+            <w:tcW w:type="dxa" w:w="1100"/>
+          </w:tcPr>
+          <w:p>
+            <w:r>
+              <w:rPr>
+                <w:b w:val="false"/>
+                <w:bCs w:val="false"/>
+                <w:sz w:val="18"/>
+                <w:szCs w:val="18"/>
+              </w:rPr>
+              <w:t xml:space="preserve">margin</w:t>
+            </w:r>
+          </w:p>
+        </w:tc>
+        <w:tc>
+          <w:tcPr>
+            <w:tcW w:type="dxa" w:w="2600"/>
+          </w:tcPr>
+          <w:p>
+            <w:r>
+              <w:rPr>
+                <w:b w:val="false"/>
+                <w:bCs w:val="false"/>
+                <w:sz w:val="18"/>
+                <w:szCs w:val="18"/>
+              </w:rPr>
+              <w:t xml:space="preserve">Cotton segment realization supported by government MSP/BG2 price hikes</w:t>
+            </w:r>
+          </w:p>
+        </w:tc>
+        <w:tc>
+          <w:tcPr>
+            <w:tcW w:type="dxa" w:w="2400"/>
+          </w:tcPr>
+          <w:p>
+            <w:r>
+              <w:rPr>
+                <w:b w:val="false"/>
+                <w:bCs w:val="false"/>
+                <w:sz w:val="18"/>
+                <w:szCs w:val="18"/>
+              </w:rPr>
+              <w:t xml:space="preserve">Cotton season 2026-27 MSP +~7%; BG2 cotton seed price +5% (Rs 730 -&gt; Rs 767)</w:t>
+            </w:r>
+          </w:p>
+        </w:tc>
+        <w:tc>
+          <w:tcPr>
+            <w:tcW w:type="dxa" w:w="900"/>
+          </w:tcPr>
+          <w:p>
+            <w:r>
+              <w:rPr>
+                <w:b w:val="false"/>
+                <w:bCs w:val="false"/>
+                <w:sz w:val="18"/>
+                <w:szCs w:val="18"/>
+              </w:rPr>
+              <w:t xml:space="preserve">12M</w:t>
+            </w:r>
+          </w:p>
+        </w:tc>
+        <w:tc>
+          <w:tcPr>
+            <w:tcW w:type="dxa" w:w="1200"/>
+          </w:tcPr>
+          <w:p>
+            <w:r>
+              <w:rPr>
+                <w:b w:val="false"/>
+                <w:bCs w:val="false"/>
+                <w:sz w:val="18"/>
+                <w:szCs w:val="18"/>
+              </w:rPr>
+              <w:t xml:space="preserve">financial</w:t>
+            </w:r>
+          </w:p>
+        </w:tc>
+        <w:tc>
+          <w:tcPr>
+            <w:tcW w:type="dxa" w:w="800"/>
+          </w:tcPr>
+          <w:p>
+            <w:r>
+              <w:rPr>
+                <w:b w:val="false"/>
+                <w:bCs w:val="false"/>
+                <w:sz w:val="18"/>
+                <w:szCs w:val="18"/>
+              </w:rPr>
+              <w:t xml:space="preserve">yes</w:t>
+            </w:r>
+          </w:p>
+        </w:tc>
+      </w:tr>
+      <w:tr>
+        <w:tc>
+          <w:tcPr>
+            <w:tcW w:type="dxa" w:w="1100"/>
+          </w:tcPr>
+          <w:p>
+            <w:r>
+              <w:rPr>
+                <w:b w:val="false"/>
+                <w:bCs w:val="false"/>
+                <w:sz w:val="18"/>
+                <w:szCs w:val="18"/>
+              </w:rPr>
+              <w:t xml:space="preserve">growth</w:t>
+            </w:r>
+          </w:p>
+        </w:tc>
+        <w:tc>
+          <w:tcPr>
+            <w:tcW w:type="dxa" w:w="2600"/>
+          </w:tcPr>
+          <w:p>
+            <w:r>
+              <w:rPr>
+                <w:b w:val="false"/>
+                <w:bCs w:val="false"/>
+                <w:sz w:val="18"/>
+                <w:szCs w:val="18"/>
+              </w:rPr>
+              <w:t xml:space="preserve">Maize volumes to grow 10-12% annually, aided by government ethanol-blending policy</w:t>
+            </w:r>
+          </w:p>
+        </w:tc>
+        <w:tc>
+          <w:tcPr>
+            <w:tcW w:type="dxa" w:w="2400"/>
+          </w:tcPr>
+          <w:p>
+            <w:r>
+              <w:rPr>
+                <w:b w:val="false"/>
+                <w:bCs w:val="false"/>
+                <w:sz w:val="18"/>
+                <w:szCs w:val="18"/>
+              </w:rPr>
+              <w:t xml:space="preserve">~8-9% current market share; 20% ethanol-blend target cited around FY26</w:t>
+            </w:r>
+          </w:p>
+        </w:tc>
+        <w:tc>
+          <w:tcPr>
+            <w:tcW w:type="dxa" w:w="900"/>
+          </w:tcPr>
+          <w:p>
+            <w:r>
+              <w:rPr>
+                <w:b w:val="false"/>
+                <w:bCs w:val="false"/>
+                <w:sz w:val="18"/>
+                <w:szCs w:val="18"/>
+              </w:rPr>
+              <w:t xml:space="preserve">FY28</w:t>
+            </w:r>
+          </w:p>
+        </w:tc>
+        <w:tc>
+          <w:tcPr>
+            <w:tcW w:type="dxa" w:w="1200"/>
+          </w:tcPr>
+          <w:p>
+            <w:r>
+              <w:rPr>
+                <w:b w:val="false"/>
+                <w:bCs w:val="false"/>
+                <w:sz w:val="18"/>
+                <w:szCs w:val="18"/>
+              </w:rPr>
+              <w:t xml:space="preserve">expectation</w:t>
+            </w:r>
+          </w:p>
+        </w:tc>
+        <w:tc>
+          <w:tcPr>
+            <w:tcW w:type="dxa" w:w="800"/>
+          </w:tcPr>
+          <w:p>
+            <w:r>
+              <w:rPr>
+                <w:b w:val="false"/>
+                <w:bCs w:val="false"/>
+                <w:sz w:val="18"/>
+                <w:szCs w:val="18"/>
+              </w:rPr>
+              <w:t xml:space="preserve">yes</w:t>
+            </w:r>
+          </w:p>
+        </w:tc>
+      </w:tr>
+    </w:tbl>
+    <w:p>
+      <w:pPr>
+        <w:spacing w:after="60" w:before="120"/>
+      </w:pPr>
+      <w:r>
+        <w:rPr>
+          <w:b/>
+          <w:bCs/>
+          <w:sz w:val="20"/>
+          <w:szCs w:val="20"/>
+        </w:rPr>
+        <w:t xml:space="preserve">Earnings chain: </w:t>
+      </w:r>
+      <w:r>
+        <w:rPr>
+          <w:b w:val="false"/>
+          <w:bCs w:val="false"/>
+          <w:sz w:val="20"/>
+          <w:szCs w:val="20"/>
+        </w:rPr>
+        <w:t xml:space="preserve">monsoon/sowing acreage</w:t>
+      </w:r>
+      <w:r>
+        <w:rPr>
+          <w:color w:val="666666"/>
+          <w:sz w:val="20"/>
+          <w:szCs w:val="20"/>
+        </w:rPr>
+        <w:t xml:space="preserve"> → </w:t>
+      </w:r>
+      <w:r>
+        <w:rPr>
+          <w:b w:val="false"/>
+          <w:bCs w:val="false"/>
+          <w:sz w:val="20"/>
+          <w:szCs w:val="20"/>
+        </w:rPr>
+        <w:t xml:space="preserve">hybrid seed volume (cotton/maize/rice/veg)</w:t>
+      </w:r>
+      <w:r>
+        <w:rPr>
+          <w:color w:val="666666"/>
+          <w:sz w:val="20"/>
+          <w:szCs w:val="20"/>
+        </w:rPr>
+        <w:t xml:space="preserve"> → </w:t>
+      </w:r>
+      <w:r>
+        <w:rPr>
+          <w:b w:val="false"/>
+          <w:bCs w:val="false"/>
+          <w:sz w:val="20"/>
+          <w:szCs w:val="20"/>
+        </w:rPr>
+        <w:t xml:space="preserve">realization/mix (govt MSP for cotton, market pricing for non-cotton)</w:t>
+      </w:r>
+      <w:r>
+        <w:rPr>
+          <w:color w:val="666666"/>
+          <w:sz w:val="20"/>
+          <w:szCs w:val="20"/>
+        </w:rPr>
+        <w:t xml:space="preserve"> → </w:t>
+      </w:r>
+      <w:r>
+        <w:rPr>
+          <w:b w:val="false"/>
+          <w:bCs w:val="false"/>
+          <w:sz w:val="20"/>
+          <w:szCs w:val="20"/>
+        </w:rPr>
+        <w:t xml:space="preserve">revenue</w:t>
+      </w:r>
+      <w:r>
+        <w:rPr>
+          <w:color w:val="666666"/>
+          <w:sz w:val="20"/>
+          <w:szCs w:val="20"/>
+        </w:rPr>
+        <w:t xml:space="preserve"> → </w:t>
+      </w:r>
+      <w:r>
+        <w:rPr>
+          <w:b w:val="false"/>
+          <w:bCs w:val="false"/>
+          <w:sz w:val="20"/>
+          <w:szCs w:val="20"/>
+        </w:rPr>
+        <w:t xml:space="preserve">EBITDA margin (largely fixed cost base, opex leverage in a strong Kharif)</w:t>
+      </w:r>
+      <w:r>
+        <w:rPr>
+          <w:color w:val="666666"/>
+          <w:sz w:val="20"/>
+          <w:szCs w:val="20"/>
+        </w:rPr>
+        <w:t xml:space="preserve"> → </w:t>
+      </w:r>
+      <w:r>
+        <w:rPr>
+          <w:b w:val="false"/>
+          <w:bCs w:val="false"/>
+          <w:sz w:val="20"/>
+          <w:szCs w:val="20"/>
+        </w:rPr>
+        <w:t xml:space="preserve">PAT/FCF</w:t>
+      </w:r>
+    </w:p>
+    <w:p>
+      <w:pPr>
+        <w:spacing w:after="120"/>
+      </w:pPr>
+      <w:r>
+        <w:rPr>
+          <w:color w:val="666666"/>
+          <w:sz w:val="18"/>
+          <w:szCs w:val="18"/>
+        </w:rPr>
+        <w:t xml:space="preserve">Bottleneck link: monsoon-driven sowing acreage/volume.</w:t>
+      </w:r>
+    </w:p>
+    <w:p>
+      <w:pPr>
+        <w:spacing w:after="120"/>
+      </w:pPr>
+      <w:r>
+        <w:rPr>
+          <w:color w:val="666666"/>
+          <w:sz w:val="18"/>
+          <w:szCs w:val="18"/>
+        </w:rPr>
+        <w:t xml:space="preserve">Operating leverage: unclear -- Q1 FY27 EBITDA margin held ~40% (vs ~39% Q1 FY26) despite a 14% revenue decline, suggesting some cost flexibility, but the full annual picture is masked by loss-making off-season quarters</w:t>
+      </w:r>
+    </w:p>
+    <w:p>
+      <w:pPr>
+        <w:spacing w:after="120"/>
+      </w:pPr>
+      <w:r>
+        <w:rPr>
+          <w:color w:val="666666"/>
+          <w:sz w:val="18"/>
+          <w:szCs w:val="18"/>
+        </w:rPr>
+        <w:t xml:space="preserve">Evidenced: hybrid seed volume; EBITDA margin (Q1 print). Still assumed: revenue recovery; PAT/FCF normalisation.</w:t>
+      </w:r>
+    </w:p>
+    <w:p>
+      <w:pPr>
+        <w:spacing w:after="120"/>
+      </w:pPr>
+      <w:r>
+        <w:rPr>
+          <w:b/>
+          <w:bCs/>
+          <w:sz w:val="20"/>
+          <w:szCs w:val="20"/>
+        </w:rPr>
+        <w:t xml:space="preserve">Market expectation vs. our path:</w:t>
+      </w:r>
+    </w:p>
+    <w:tbl>
+      <w:tblPr>
+        <w:tblW w:type="dxa" w:w="9000"/>
+        <w:tblBorders>
+          <w:top w:val="single" w:color="auto" w:sz="4"/>
+          <w:left w:val="single" w:color="auto" w:sz="4"/>
+          <w:bottom w:val="single" w:color="auto" w:sz="4"/>
+          <w:right w:val="single" w:color="auto" w:sz="4"/>
+          <w:insideH w:val="single" w:color="auto" w:sz="4"/>
+          <w:insideV w:val="single" w:color="auto" w:sz="4"/>
+        </w:tblBorders>
+      </w:tblPr>
+      <w:tblGrid>
+        <w:gridCol w:w="3200"/>
+        <w:gridCol w:w="5800"/>
+      </w:tblGrid>
+      <w:tr>
+        <w:tc>
+          <w:tcPr>
+            <w:tcW w:type="dxa" w:w="3200"/>
+            <w:shd w:fill="F2F2F2" w:val="clear"/>
+          </w:tcPr>
+          <w:p>
+            <w:r>
+              <w:rPr>
+                <w:b/>
+                <w:bCs/>
+              </w:rPr>
+              <w:t xml:space="preserve">As of</w:t>
+            </w:r>
+          </w:p>
+        </w:tc>
+        <w:tc>
+          <w:tcPr>
+            <w:tcW w:type="dxa" w:w="5800"/>
+          </w:tcPr>
+          <w:p>
+            <w:r>
+              <w:t xml:space="preserve">2026-09-19</w:t>
+            </w:r>
+          </w:p>
+        </w:tc>
+      </w:tr>
+      <w:tr>
+        <w:tc>
+          <w:tcPr>
+            <w:tcW w:type="dxa" w:w="3200"/>
+            <w:shd w:fill="F2F2F2" w:val="clear"/>
+          </w:tcPr>
+          <w:p>
+            <w:r>
+              <w:rPr>
+                <w:b/>
+                <w:bCs/>
+              </w:rPr>
+              <w:t xml:space="preserve">Price / multiple</w:t>
+            </w:r>
+          </w:p>
+        </w:tc>
+        <w:tc>
+          <w:tcPr>
+            <w:tcW w:type="dxa" w:w="5800"/>
+          </w:tcPr>
+          <w:p>
+            <w:r>
+              <w:t xml:space="preserve">Rs 696 · 14.4x P/E</w:t>
+            </w:r>
+          </w:p>
+        </w:tc>
+      </w:tr>
+      <w:tr>
+        <w:tc>
+          <w:tcPr>
+            <w:tcW w:type="dxa" w:w="3200"/>
+            <w:shd w:fill="F2F2F2" w:val="clear"/>
+          </w:tcPr>
+          <w:p>
+            <w:r>
+              <w:rPr>
+                <w:b/>
+                <w:bCs/>
+              </w:rPr>
+              <w:t xml:space="preserve">Right valuation lens</w:t>
+            </w:r>
+          </w:p>
+        </w:tc>
+        <w:tc>
+          <w:tcPr>
+            <w:tcW w:type="dxa" w:w="5800"/>
+          </w:tcPr>
+          <w:p>
+            <w:r>
+              <w:t xml:space="preserve">P/E</w:t>
+            </w:r>
+          </w:p>
+        </w:tc>
+      </w:tr>
+      <w:tr>
+        <w:tc>
+          <w:tcPr>
+            <w:tcW w:type="dxa" w:w="3200"/>
+            <w:shd w:fill="F2F2F2" w:val="clear"/>
+          </w:tcPr>
+          <w:p>
+            <w:r>
+              <w:rPr>
+                <w:b/>
+                <w:bCs/>
+              </w:rPr>
+              <w:t xml:space="preserve">Price implies</w:t>
+            </w:r>
+          </w:p>
+        </w:tc>
+        <w:tc>
+          <w:tcPr>
+            <w:tcW w:type="dxa" w:w="5800"/>
+          </w:tcPr>
+          <w:p>
+            <w:r>
+              <w:t xml:space="preserve">~10-12% EPS CAGR would justify today's mid-teens P/E against an 18-20x steady-compounder exit (reverse-P/E, directional) -- broadly in line with the historical 8-10% trend, not an aggressive ask</w:t>
+            </w:r>
+          </w:p>
+        </w:tc>
+      </w:tr>
+      <w:tr>
+        <w:tc>
+          <w:tcPr>
+            <w:tcW w:type="dxa" w:w="3200"/>
+            <w:shd w:fill="F2F2F2" w:val="clear"/>
+          </w:tcPr>
+          <w:p>
+            <w:r>
+              <w:rPr>
+                <w:b/>
+                <w:bCs/>
+              </w:rPr>
+              <w:t xml:space="preserve">Our FY27</w:t>
+            </w:r>
+          </w:p>
+        </w:tc>
+        <w:tc>
+          <w:tcPr>
+            <w:tcW w:type="dxa" w:w="5800"/>
+          </w:tcPr>
+          <w:p>
+            <w:r>
+              <w:t xml:space="preserve">PAT likely flat-to-down YoY given Q1 FY27 (the dominant quarter) is already -14% on a bad monsoon; full-year FY27 plausibly sees a mid-single-digit-to-teens PAT decline unless Q2-Q4 sowing recovers</w:t>
+            </w:r>
+          </w:p>
+        </w:tc>
+      </w:tr>
+      <w:tr>
+        <w:tc>
+          <w:tcPr>
+            <w:tcW w:type="dxa" w:w="3200"/>
+            <w:shd w:fill="F2F2F2" w:val="clear"/>
+          </w:tcPr>
+          <w:p>
+            <w:r>
+              <w:rPr>
+                <w:b/>
+                <w:bCs/>
+              </w:rPr>
+              <w:t xml:space="preserve">Our FY28</w:t>
+            </w:r>
+          </w:p>
+        </w:tc>
+        <w:tc>
+          <w:tcPr>
+            <w:tcW w:type="dxa" w:w="5800"/>
+          </w:tcPr>
+          <w:p>
+            <w:r>
+              <w:t xml:space="preserve">Recovery toward FY26-level PAT (~Rs 296cr) is plausible if monsoon normalises and the maize/rice mix-shift resumes; no evidence for a step-change beyond the historical ~8-10% CAGR</w:t>
+            </w:r>
+          </w:p>
+        </w:tc>
+      </w:tr>
+      <w:tr>
+        <w:tc>
+          <w:tcPr>
+            <w:tcW w:type="dxa" w:w="3200"/>
+            <w:shd w:fill="F2F2F2" w:val="clear"/>
+          </w:tcPr>
+          <w:p>
+            <w:r>
+              <w:rPr>
+                <w:b/>
+                <w:bCs/>
+              </w:rPr>
+              <w:t xml:space="preserve">Gap direction</w:t>
+            </w:r>
+          </w:p>
+        </w:tc>
+        <w:tc>
+          <w:tcPr>
+            <w:tcW w:type="dxa" w:w="5800"/>
+          </w:tcPr>
+          <w:p>
+            <w:r>
+              <w:t xml:space="preserve">priced-in</w:t>
+            </w:r>
+          </w:p>
+        </w:tc>
+      </w:tr>
+      <w:tr>
+        <w:tc>
+          <w:tcPr>
+            <w:tcW w:type="dxa" w:w="3200"/>
+            <w:shd w:fill="F2F2F2" w:val="clear"/>
+          </w:tcPr>
+          <w:p>
+            <w:r>
+              <w:rPr>
+                <w:b/>
+                <w:bCs/>
+              </w:rPr>
+              <w:t xml:space="preserve">Gap type</w:t>
+            </w:r>
+          </w:p>
+        </w:tc>
+        <w:tc>
+          <w:tcPr>
+            <w:tcW w:type="dxa" w:w="5800"/>
+          </w:tcPr>
+          <w:p>
+            <w:r>
+              <w:t xml:space="preserve">volume</w:t>
+            </w:r>
+          </w:p>
+        </w:tc>
+      </w:tr>
+      <w:tr>
+        <w:tc>
+          <w:tcPr>
+            <w:tcW w:type="dxa" w:w="3200"/>
+            <w:shd w:fill="F2F2F2" w:val="clear"/>
+          </w:tcPr>
+          <w:p>
+            <w:r>
+              <w:rPr>
+                <w:b/>
+                <w:bCs/>
+              </w:rPr>
+              <w:t xml:space="preserve">Gap magnitude</w:t>
+            </w:r>
+          </w:p>
+        </w:tc>
+        <w:tc>
+          <w:tcPr>
+            <w:tcW w:type="dxa" w:w="5800"/>
+          </w:tcPr>
+          <w:p>
+            <w:r>
+              <w:t xml:space="preserve">not estimable</w:t>
+            </w:r>
+          </w:p>
+        </w:tc>
+      </w:tr>
+      <w:tr>
+        <w:tc>
+          <w:tcPr>
+            <w:tcW w:type="dxa" w:w="3200"/>
+            <w:shd w:fill="F2F2F2" w:val="clear"/>
+          </w:tcPr>
+          <w:p>
+            <w:r>
+              <w:rPr>
+                <w:b/>
+                <w:bCs/>
+              </w:rPr>
+              <w:t xml:space="preserve">Gap basis</w:t>
+            </w:r>
+          </w:p>
+        </w:tc>
+        <w:tc>
+          <w:tcPr>
+            <w:tcW w:type="dxa" w:w="5800"/>
+          </w:tcPr>
+          <w:p>
+            <w:r>
+              <w:t xml:space="preserve">Stock already down ~30% over the year and P/E compressed from ~20-21x (2025) to ~14-15x -- the market has already de-rated for weak/lumpy growth; further downside needs a worse-than-already-bad monsoon miss, upside needs monsoon normalisation, which is not a company-specific catalyst</w:t>
+            </w:r>
+          </w:p>
+        </w:tc>
+      </w:tr>
+      <w:tr>
+        <w:tc>
+          <w:tcPr>
+            <w:tcW w:type="dxa" w:w="3200"/>
+            <w:shd w:fill="F2F2F2" w:val="clear"/>
+          </w:tcPr>
+          <w:p>
+            <w:r>
+              <w:rPr>
+                <w:b/>
+                <w:bCs/>
+              </w:rPr>
+              <w:t xml:space="preserve">Evidence quality</w:t>
+            </w:r>
+          </w:p>
+        </w:tc>
+        <w:tc>
+          <w:tcPr>
+            <w:tcW w:type="dxa" w:w="5800"/>
+          </w:tcPr>
+          <w:p>
+            <w:r>
+              <w:t xml:space="preserve">moderate</w:t>
+            </w:r>
+          </w:p>
+        </w:tc>
+      </w:tr>
+    </w:tbl>
+    <w:p>
+      <w:pPr>
+        <w:spacing w:after="120"/>
+      </w:pPr>
+      <w:r>
+        <w:rPr>
+          <w:i/>
+          <w:iCs/>
+          <w:color w:val="666666"/>
+          <w:sz w:val="16"/>
+          <w:szCs w:val="16"/>
+        </w:rPr>
+        <w:t xml:space="preserve">no broker consensus; implied path is a reverse-P/E estimate + screener.in forward figures + VP thread view</w:t>
+      </w:r>
+    </w:p>
+    <w:p>
+      <w:pPr>
+        <w:spacing w:after="120" w:before="120"/>
+      </w:pPr>
+      <w:r>
+        <w:rPr>
+          <w:b/>
+          <w:bCs/>
+          <w:sz w:val="20"/>
+          <w:szCs w:val="20"/>
+        </w:rPr>
+        <w:t xml:space="preserve">Catalyst: </w:t>
+      </w:r>
+      <w:r>
+        <w:rPr>
+          <w:sz w:val="20"/>
+          <w:szCs w:val="20"/>
+        </w:rPr>
+        <w:t xml:space="preserve">Q2/Q3 FY27 prints (and Rabi-season sowing data) showing whether the Q1 FY27 monsoon-driven miss is a one-off or a multi-quarter drag</w:t>
+      </w:r>
+      <w:r>
+        <w:rPr>
+          <w:color w:val="666666"/>
+          <w:sz w:val="18"/>
+          <w:szCs w:val="18"/>
+        </w:rPr>
+        <w:t xml:space="preserve"> (window ~6M from 2026-09-19; undated; evidence low; pending)</w:t>
+      </w:r>
+    </w:p>
+    <w:p>
+      <w:pPr>
+        <w:pStyle w:val="Heading1"/>
+        <w:spacing w:after="120" w:before="280"/>
+      </w:pPr>
+      <w:r>
+        <w:t xml:space="preserve">Ishmohit-Lens Checks (value chain · earnings quality · growth trajectory · management · quality metrics · track record · global-signal check)</w:t>
+      </w:r>
+    </w:p>
+    <w:p>
+      <w:pPr>
+        <w:spacing w:after="120"/>
+      </w:pPr>
+      <w:r>
+        <w:rPr>
+          <w:i/>
+          <w:iCs/>
+          <w:color w:val="666666"/>
+          <w:sz w:val="18"/>
+          <w:szCs w:val="18"/>
+        </w:rPr>
+        <w:t xml:space="preserve">Extra checks drawn from @ishmohit1 / SOIC methodology (playbook/ishmohit-soic-style.md): where the company sits in its value chain and what the supply side is doing, whether a margin/PAT inflection is structural or a cyclical peak, the rate-of-change of growth vs. what the multiple demands, and management quality as a positive attribute.</w:t>
+      </w:r>
+    </w:p>
+    <w:p>
+      <w:pPr>
+        <w:spacing w:after="120"/>
+      </w:pPr>
+      <w:r>
+        <w:rPr>
+          <w:b/>
+          <w:bCs/>
+          <w:sz w:val="20"/>
+          <w:szCs w:val="20"/>
+        </w:rPr>
+        <w:t xml:space="preserve">Value chain &amp; supply side:</w:t>
+      </w:r>
+    </w:p>
+    <w:tbl>
+      <w:tblPr>
+        <w:tblW w:type="dxa" w:w="9000"/>
+        <w:tblBorders>
+          <w:top w:val="single" w:color="auto" w:sz="4"/>
+          <w:left w:val="single" w:color="auto" w:sz="4"/>
+          <w:bottom w:val="single" w:color="auto" w:sz="4"/>
+          <w:right w:val="single" w:color="auto" w:sz="4"/>
+          <w:insideH w:val="single" w:color="auto" w:sz="4"/>
+          <w:insideV w:val="single" w:color="auto" w:sz="4"/>
+        </w:tblBorders>
+      </w:tblPr>
+      <w:tblGrid>
+        <w:gridCol w:w="3200"/>
+        <w:gridCol w:w="5800"/>
+      </w:tblGrid>
+      <w:tr>
+        <w:tc>
+          <w:tcPr>
+            <w:tcW w:type="dxa" w:w="3200"/>
+            <w:shd w:fill="F2F2F2" w:val="clear"/>
+          </w:tcPr>
+          <w:p>
+            <w:r>
+              <w:rPr>
+                <w:b/>
+                <w:bCs/>
+              </w:rPr>
+              <w:t xml:space="preserve">Theme</w:t>
+            </w:r>
+          </w:p>
+        </w:tc>
+        <w:tc>
+          <w:tcPr>
+            <w:tcW w:type="dxa" w:w="5800"/>
+          </w:tcPr>
+          <w:p>
+            <w:r>
+              <w:t xml:space="preserve">hybrid seeds (cotton/maize/rice/vegetable) -- agri-input value chain</w:t>
+            </w:r>
+          </w:p>
+        </w:tc>
+      </w:tr>
+      <w:tr>
+        <w:tc>
+          <w:tcPr>
+            <w:tcW w:type="dxa" w:w="3200"/>
+            <w:shd w:fill="F2F2F2" w:val="clear"/>
+          </w:tcPr>
+          <w:p>
+            <w:r>
+              <w:rPr>
+                <w:b/>
+                <w:bCs/>
+              </w:rPr>
+              <w:t xml:space="preserve">This company's position</w:t>
+            </w:r>
+          </w:p>
+        </w:tc>
+        <w:tc>
+          <w:tcPr>
+            <w:tcW w:type="dxa" w:w="5800"/>
+          </w:tcPr>
+          <w:p>
+            <w:r>
+              <w:t xml:space="preserve">vertically integrated hybrid-seed developer with own R&amp;D, 8 owned processing plants (~145 tonnes/hr) and pan-India dealer distribution across 18 states</w:t>
+            </w:r>
+          </w:p>
+        </w:tc>
+      </w:tr>
+      <w:tr>
+        <w:tc>
+          <w:tcPr>
+            <w:tcW w:type="dxa" w:w="3200"/>
+            <w:shd w:fill="F2F2F2" w:val="clear"/>
+          </w:tcPr>
+          <w:p>
+            <w:r>
+              <w:rPr>
+                <w:b/>
+                <w:bCs/>
+              </w:rPr>
+              <w:t xml:space="preserve">Bottleneck node (pricing power)</w:t>
+            </w:r>
+          </w:p>
+        </w:tc>
+        <w:tc>
+          <w:tcPr>
+            <w:tcW w:type="dxa" w:w="5800"/>
+          </w:tcPr>
+          <w:p>
+            <w:r>
+              <w:t xml:space="preserve">farmer sowing decisions tied to monsoon timing/quality -- a genuine external bottleneck every Kharif season</w:t>
+            </w:r>
+          </w:p>
+        </w:tc>
+      </w:tr>
+      <w:tr>
+        <w:tc>
+          <w:tcPr>
+            <w:tcW w:type="dxa" w:w="3200"/>
+            <w:shd w:fill="F2F2F2" w:val="clear"/>
+          </w:tcPr>
+          <w:p>
+            <w:r>
+              <w:rPr>
+                <w:b/>
+                <w:bCs/>
+              </w:rPr>
+              <w:t xml:space="preserve">Supply-side status</w:t>
+            </w:r>
+          </w:p>
+        </w:tc>
+        <w:tc>
+          <w:tcPr>
+            <w:tcW w:type="dxa" w:w="5800"/>
+          </w:tcPr>
+          <w:p>
+            <w:r>
+              <w:t xml:space="preserve">balanced</w:t>
+            </w:r>
+          </w:p>
+        </w:tc>
+      </w:tr>
+      <w:tr>
+        <w:tc>
+          <w:tcPr>
+            <w:tcW w:type="dxa" w:w="3200"/>
+            <w:shd w:fill="F2F2F2" w:val="clear"/>
+          </w:tcPr>
+          <w:p>
+            <w:r>
+              <w:rPr>
+                <w:b/>
+                <w:bCs/>
+              </w:rPr>
+              <w:t xml:space="preserve">Adjacent-node peers</w:t>
+            </w:r>
+          </w:p>
+        </w:tc>
+        <w:tc>
+          <w:tcPr>
+            <w:tcW w:type="dxa" w:w="5800"/>
+          </w:tcPr>
+          <w:p>
+            <w:r>
+              <w:t xml:space="preserve">Rasi Seeds (unlisted), PI Industries/Advanta, UPL, Bayer Bioscience/Mahyco</w:t>
+            </w:r>
+          </w:p>
+        </w:tc>
+      </w:tr>
+    </w:tbl>
+    <w:p>
+      <w:pPr>
+        <w:spacing w:after="120"/>
+      </w:pPr>
+      <w:r>
+        <w:rPr>
+          <w:color w:val="666666"/>
+          <w:sz w:val="18"/>
+          <w:szCs w:val="18"/>
+        </w:rPr>
+        <w:t xml:space="preserve">No single dominant player; hybrid-seed IP plus farmer-facing distribution/brand trust is the moat, but cotton segment pricing is government-capped, capping pricing power on the legacy segment regardless of the mix-shift toward non-cotton.</w:t>
+      </w:r>
+    </w:p>
+    <w:p>
+      <w:pPr>
+        <w:spacing w:after="60" w:before="120"/>
+      </w:pPr>
+      <w:r>
+        <w:rPr>
+          <w:b/>
+          <w:bCs/>
+          <w:sz w:val="20"/>
+          <w:szCs w:val="20"/>
+        </w:rPr>
+        <w:t xml:space="preserve">Earnings quality: </w:t>
+      </w:r>
+      <w:r>
+        <w:rPr>
+          <w:sz w:val="20"/>
+          <w:szCs w:val="20"/>
+        </w:rPr>
+        <w:t xml:space="preserve">margin driver mixed</w:t>
+      </w:r>
+      <w:r>
+        <w:rPr>
+          <w:b/>
+          <w:bCs/>
+          <w:color w:val="A32020"/>
+          <w:sz w:val="20"/>
+          <w:szCs w:val="20"/>
+        </w:rPr>
+        <w:t xml:space="preserve"/>
+      </w:r>
+    </w:p>
+    <w:p>
+      <w:pPr>
+        <w:spacing w:after="120"/>
+      </w:pPr>
+      <w:r>
+        <w:rPr>
+          <w:color w:val="666666"/>
+          <w:sz w:val="18"/>
+          <w:szCs w:val="18"/>
+        </w:rPr>
+        <w:t xml:space="preserve">Drivers: mix-shift toward higher-margin, market-priced non-cotton hybrids; monsoon/volume swings dominate the annual number regardless of mix.</w:t>
+      </w:r>
+    </w:p>
+    <w:p>
+      <w:pPr>
+        <w:spacing w:after="120"/>
+      </w:pPr>
+      <w:r>
+        <w:rPr>
+          <w:color w:val="666666"/>
+          <w:sz w:val="18"/>
+          <w:szCs w:val="18"/>
+        </w:rPr>
+        <w:t xml:space="preserve">Reported margin in the dominant Kharif quarter (~39-40% OPM) has held steady YoY even as volumes fell 13-14% -- cost base/mix offsetting the revenue decline; full-year margin is materially lower once the loss-making off-season quarters (Q2-Q4, several with negative OPM) are blended in.</w:t>
+      </w:r>
+    </w:p>
+    <w:p>
+      <w:pPr>
+        <w:spacing w:after="60" w:before="120"/>
+      </w:pPr>
+      <w:r>
+        <w:rPr>
+          <w:b/>
+          <w:bCs/>
+          <w:sz w:val="20"/>
+          <w:szCs w:val="20"/>
+        </w:rPr>
+        <w:t xml:space="preserve">Growth trajectory: </w:t>
+      </w:r>
+      <w:r>
+        <w:rPr>
+          <w:b w:val="false"/>
+          <w:bCs w:val="false"/>
+          <w:sz w:val="20"/>
+          <w:szCs w:val="20"/>
+        </w:rPr>
+        <w:t xml:space="preserve">YoY growth rate is lumpy</w:t>
+      </w:r>
+    </w:p>
+    <w:p>
+      <w:pPr>
+        <w:spacing w:after="120"/>
+      </w:pPr>
+      <w:r>
+        <w:rPr>
+          <w:color w:val="666666"/>
+          <w:sz w:val="18"/>
+          <w:szCs w:val="18"/>
+        </w:rPr>
+        <w:t xml:space="preserve">FY22-FY26 annual sales (screener): Rs968cr -&gt; 1,068cr (+10.3%) -&gt; 1,146cr (+7.3%) -&gt; 1,202cr (+4.9%) -&gt; 1,395cr (+16.1%). Most recent quarter: Q1 FY27 (Jun-26, the dominant Kharif print) Rs742-815cr vs Q1 FY26 Rs859cr, -13.6% to -14% YoY on a ~40% monsoon-rainfall deficit -- a clear deceleration, not an inflection.</w:t>
+      </w:r>
+    </w:p>
+    <w:p>
+      <w:pPr>
+        <w:spacing w:after="120"/>
+      </w:pPr>
+      <w:r>
+        <w:rPr>
+          <w:color w:val="666666"/>
+          <w:sz w:val="18"/>
+          <w:szCs w:val="18"/>
+        </w:rPr>
+        <w:t xml:space="preserve">Reverse P/E: At ~14-15x trailing P/E (down from ~20-21x ~18 months ago) vs a historically mid-teens median multiple, the market is not pricing an aggressive growth case; the Q1 FY27 miss suggests near-term EPS risk skews the multiple higher on a shrinking earnings base, not cheaper.</w:t>
+      </w:r>
+    </w:p>
+    <w:p>
+      <w:pPr>
+        <w:spacing w:after="120"/>
+      </w:pPr>
+      <w:r>
+        <w:rPr>
+          <w:b/>
+          <w:bCs/>
+          <w:sz w:val="20"/>
+          <w:szCs w:val="20"/>
+        </w:rPr>
+        <w:t xml:space="preserve">Management quality (TVGP's "P"):</w:t>
+      </w:r>
+    </w:p>
+    <w:tbl>
+      <w:tblPr>
+        <w:tblW w:type="dxa" w:w="9000"/>
+        <w:tblBorders>
+          <w:top w:val="single" w:color="auto" w:sz="4"/>
+          <w:left w:val="single" w:color="auto" w:sz="4"/>
+          <w:bottom w:val="single" w:color="auto" w:sz="4"/>
+          <w:right w:val="single" w:color="auto" w:sz="4"/>
+          <w:insideH w:val="single" w:color="auto" w:sz="4"/>
+          <w:insideV w:val="single" w:color="auto" w:sz="4"/>
+        </w:tblBorders>
+      </w:tblPr>
+      <w:tblGrid>
+        <w:gridCol w:w="3200"/>
+        <w:gridCol w:w="5800"/>
+      </w:tblGrid>
+      <w:tr>
+        <w:tc>
+          <w:tcPr>
+            <w:tcW w:type="dxa" w:w="3200"/>
+            <w:shd w:fill="F2F2F2" w:val="clear"/>
+          </w:tcPr>
+          <w:p>
+            <w:r>
+              <w:rPr>
+                <w:b/>
+                <w:bCs/>
+              </w:rPr>
+              <w:t xml:space="preserve">Assessment</w:t>
+            </w:r>
+          </w:p>
+        </w:tc>
+        <w:tc>
+          <w:tcPr>
+            <w:tcW w:type="dxa" w:w="5800"/>
+          </w:tcPr>
+          <w:p>
+            <w:r>
+              <w:t xml:space="preserve">positive</w:t>
+            </w:r>
+          </w:p>
+        </w:tc>
+      </w:tr>
+      <w:tr>
+        <w:tc>
+          <w:tcPr>
+            <w:tcW w:type="dxa" w:w="3200"/>
+            <w:shd w:fill="F2F2F2" w:val="clear"/>
+          </w:tcPr>
+          <w:p>
+            <w:r>
+              <w:rPr>
+                <w:b/>
+                <w:bCs/>
+              </w:rPr>
+              <w:t xml:space="preserve">Capital allocation</w:t>
+            </w:r>
+          </w:p>
+        </w:tc>
+        <w:tc>
+          <w:tcPr>
+            <w:tcW w:type="dxa" w:w="5800"/>
+          </w:tcPr>
+          <w:p>
+            <w:r>
+              <w:t xml:space="preserve">Annual share buybacks since 2018 plus a steady dividend (currently 250%, i.e. Rs5/share on Rs2 FV); reinvestment into R&amp;D-led product-mix shift (cotton -&gt; higher-value hybrid rice/maize/vegetable seeds) rather than unrelated diversification -- no material unrelated-diversification event found this pass (disciplined)</w:t>
+            </w:r>
+          </w:p>
+        </w:tc>
+      </w:tr>
+      <w:tr>
+        <w:tc>
+          <w:tcPr>
+            <w:tcW w:type="dxa" w:w="3200"/>
+            <w:shd w:fill="F2F2F2" w:val="clear"/>
+          </w:tcPr>
+          <w:p>
+            <w:r>
+              <w:rPr>
+                <w:b/>
+                <w:bCs/>
+              </w:rPr>
+              <w:t xml:space="preserve">Related-party trend</w:t>
+            </w:r>
+          </w:p>
+        </w:tc>
+        <w:tc>
+          <w:tcPr>
+            <w:tcW w:type="dxa" w:w="5800"/>
+          </w:tcPr>
+          <w:p>
+            <w:r>
+              <w:t xml:space="preserve">unclear</w:t>
+            </w:r>
+          </w:p>
+        </w:tc>
+      </w:tr>
+      <w:tr>
+        <w:tc>
+          <w:tcPr>
+            <w:tcW w:type="dxa" w:w="3200"/>
+            <w:shd w:fill="F2F2F2" w:val="clear"/>
+          </w:tcPr>
+          <w:p>
+            <w:r>
+              <w:rPr>
+                <w:b/>
+                <w:bCs/>
+              </w:rPr>
+              <w:t xml:space="preserve">Guidance credibility</w:t>
+            </w:r>
+          </w:p>
+        </w:tc>
+        <w:tc>
+          <w:tcPr>
+            <w:tcW w:type="dxa" w:w="5800"/>
+          </w:tcPr>
+          <w:p>
+            <w:r>
+              <w:t xml:space="preserve">mixed</w:t>
+            </w:r>
+          </w:p>
+        </w:tc>
+      </w:tr>
+      <w:tr>
+        <w:tc>
+          <w:tcPr>
+            <w:tcW w:type="dxa" w:w="3200"/>
+            <w:shd w:fill="F2F2F2" w:val="clear"/>
+          </w:tcPr>
+          <w:p>
+            <w:r>
+              <w:rPr>
+                <w:b/>
+                <w:bCs/>
+              </w:rPr>
+              <w:t xml:space="preserve">Shareholder returns</w:t>
+            </w:r>
+          </w:p>
+        </w:tc>
+        <w:tc>
+          <w:tcPr>
+            <w:tcW w:type="dxa" w:w="5800"/>
+          </w:tcPr>
+          <w:p>
+            <w:r>
+              <w:t xml:space="preserve">consistent</w:t>
+            </w:r>
+          </w:p>
+        </w:tc>
+      </w:tr>
+      <w:tr>
+        <w:tc>
+          <w:tcPr>
+            <w:tcW w:type="dxa" w:w="3200"/>
+            <w:shd w:fill="F2F2F2" w:val="clear"/>
+          </w:tcPr>
+          <w:p>
+            <w:r>
+              <w:rPr>
+                <w:b/>
+                <w:bCs/>
+              </w:rPr>
+              <w:t xml:space="preserve">Capability ladder / VAP</w:t>
+            </w:r>
+          </w:p>
+        </w:tc>
+        <w:tc>
+          <w:tcPr>
+            <w:tcW w:type="dxa" w:w="5800"/>
+          </w:tcPr>
+          <w:p>
+            <w:r>
+              <w:t xml:space="preserve">Explicit shift from cotton (70%+ of sales historically) to higher-value hybrid rice/maize/vegetable seeds, now the majority of revenue; new cotton hybrids now 37% of the cotton portfolio (up from 22%), new single-cross maize hybrids &gt;20% of the maize portfolio, and hybrid paddy 62% of the new-product bucket -- a genuine, ongoing R&amp;D-led product-mix upgrade.</w:t>
+            </w:r>
+          </w:p>
+        </w:tc>
+      </w:tr>
+    </w:tbl>
+    <w:p>
+      <w:pPr>
+        <w:spacing w:after="120"/>
+      </w:pPr>
+      <w:r>
+        <w:rPr>
+          <w:b/>
+          <w:bCs/>
+          <w:sz w:val="20"/>
+          <w:szCs w:val="20"/>
+        </w:rPr>
+        <w:t xml:space="preserve">Quality metrics (ROCE · debt · FCF · margin · capex):</w:t>
+      </w:r>
+    </w:p>
+    <w:tbl>
+      <w:tblPr>
+        <w:tblW w:type="dxa" w:w="9000"/>
+        <w:tblBorders>
+          <w:top w:val="single" w:color="auto" w:sz="4"/>
+          <w:left w:val="single" w:color="auto" w:sz="4"/>
+          <w:bottom w:val="single" w:color="auto" w:sz="4"/>
+          <w:right w:val="single" w:color="auto" w:sz="4"/>
+          <w:insideH w:val="single" w:color="auto" w:sz="4"/>
+          <w:insideV w:val="single" w:color="auto" w:sz="4"/>
+        </w:tblBorders>
+      </w:tblPr>
+      <w:tblGrid>
+        <w:gridCol w:w="3200"/>
+        <w:gridCol w:w="5800"/>
+      </w:tblGrid>
+      <w:tr>
+        <w:tc>
+          <w:tcPr>
+            <w:tcW w:type="dxa" w:w="3200"/>
+            <w:shd w:fill="F2F2F2" w:val="clear"/>
+          </w:tcPr>
+          <w:p>
+            <w:r>
+              <w:rPr>
+                <w:b/>
+                <w:bCs/>
+              </w:rPr>
+              <w:t xml:space="preserve">Assessment</w:t>
+            </w:r>
+          </w:p>
+        </w:tc>
+        <w:tc>
+          <w:tcPr>
+            <w:tcW w:type="dxa" w:w="5800"/>
+          </w:tcPr>
+          <w:p>
+            <w:r>
+              <w:t xml:space="preserve">neutral</w:t>
+            </w:r>
+          </w:p>
+        </w:tc>
+      </w:tr>
+      <w:tr>
+        <w:tc>
+          <w:tcPr>
+            <w:tcW w:type="dxa" w:w="3200"/>
+            <w:shd w:fill="F2F2F2" w:val="clear"/>
+          </w:tcPr>
+          <w:p>
+            <w:r>
+              <w:rPr>
+                <w:b/>
+                <w:bCs/>
+              </w:rPr>
+              <w:t xml:space="preserve">ROCE</w:t>
+            </w:r>
+          </w:p>
+        </w:tc>
+        <w:tc>
+          <w:tcPr>
+            <w:tcW w:type="dxa" w:w="5800"/>
+          </w:tcPr>
+          <w:p>
+            <w:r>
+              <w:t xml:space="preserve">19% (declining)</w:t>
+            </w:r>
+          </w:p>
+        </w:tc>
+      </w:tr>
+      <w:tr>
+        <w:tc>
+          <w:tcPr>
+            <w:tcW w:type="dxa" w:w="3200"/>
+            <w:shd w:fill="F2F2F2" w:val="clear"/>
+          </w:tcPr>
+          <w:p>
+            <w:r>
+              <w:rPr>
+                <w:b/>
+                <w:bCs/>
+              </w:rPr>
+              <w:t xml:space="preserve">Leverage</w:t>
+            </w:r>
+          </w:p>
+        </w:tc>
+        <w:tc>
+          <w:tcPr>
+            <w:tcW w:type="dxa" w:w="5800"/>
+          </w:tcPr>
+          <w:p>
+            <w:r>
+              <w:t xml:space="preserve">—</w:t>
+            </w:r>
+          </w:p>
+        </w:tc>
+      </w:tr>
+      <w:tr>
+        <w:tc>
+          <w:tcPr>
+            <w:tcW w:type="dxa" w:w="3200"/>
+            <w:shd w:fill="F2F2F2" w:val="clear"/>
+          </w:tcPr>
+          <w:p>
+            <w:r>
+              <w:rPr>
+                <w:b/>
+                <w:bCs/>
+              </w:rPr>
+              <w:t xml:space="preserve">FCF conversion</w:t>
+            </w:r>
+          </w:p>
+        </w:tc>
+        <w:tc>
+          <w:tcPr>
+            <w:tcW w:type="dxa" w:w="5800"/>
+          </w:tcPr>
+          <w:p>
+            <w:r>
+              <w:t xml:space="preserve">—</w:t>
+            </w:r>
+          </w:p>
+        </w:tc>
+      </w:tr>
+      <w:tr>
+        <w:tc>
+          <w:tcPr>
+            <w:tcW w:type="dxa" w:w="3200"/>
+            <w:shd w:fill="F2F2F2" w:val="clear"/>
+          </w:tcPr>
+          <w:p>
+            <w:r>
+              <w:rPr>
+                <w:b/>
+                <w:bCs/>
+              </w:rPr>
+              <w:t xml:space="preserve">Margin trend</w:t>
+            </w:r>
+          </w:p>
+        </w:tc>
+        <w:tc>
+          <w:tcPr>
+            <w:tcW w:type="dxa" w:w="5800"/>
+          </w:tcPr>
+          <w:p>
+            <w:r>
+              <w:t xml:space="preserve">stable</w:t>
+            </w:r>
+          </w:p>
+        </w:tc>
+      </w:tr>
+      <w:tr>
+        <w:tc>
+          <w:tcPr>
+            <w:tcW w:type="dxa" w:w="3200"/>
+            <w:shd w:fill="F2F2F2" w:val="clear"/>
+          </w:tcPr>
+          <w:p>
+            <w:r>
+              <w:rPr>
+                <w:b/>
+                <w:bCs/>
+              </w:rPr>
+              <w:t xml:space="preserve">Capex efficiency</w:t>
+            </w:r>
+          </w:p>
+        </w:tc>
+        <w:tc>
+          <w:tcPr>
+            <w:tcW w:type="dxa" w:w="5800"/>
+          </w:tcPr>
+          <w:p>
+            <w:r>
+              <w:t xml:space="preserve">neutral</w:t>
+            </w:r>
+          </w:p>
+        </w:tc>
+      </w:tr>
+    </w:tbl>
+    <w:p>
+      <w:pPr>
+        <w:spacing w:after="60" w:before="120"/>
+      </w:pPr>
+      <w:r>
+        <w:rPr>
+          <w:b/>
+          <w:bCs/>
+          <w:sz w:val="20"/>
+          <w:szCs w:val="20"/>
+        </w:rPr>
+        <w:t xml:space="preserve">Track record (Coffee Can persistence check): </w:t>
+      </w:r>
+      <w:r>
+        <w:rPr>
+          <w:sz w:val="20"/>
+          <w:szCs w:val="20"/>
+        </w:rPr>
+        <w:t xml:space="preserve">cleared revenue growth ≥10% AND ROCE ≥15% in 2 of the last 4 years (consistency_score 50)</w:t>
+      </w:r>
+    </w:p>
+    <w:p>
+      <w:pPr>
+        <w:spacing w:after="120"/>
+      </w:pPr>
+      <w:r>
+        <w:rPr>
+          <w:color w:val="666666"/>
+          <w:sz w:val="18"/>
+          <w:szCs w:val="18"/>
+        </w:rPr>
+        <w:t xml:space="preserve">FY23 (+10.3% revenue, 17% ROCE) and FY26 (+16.1% revenue, 19% ROCE) cleared both bars in the same year; FY24 (+7.3% revenue despite a strong 22% ROCE) and FY25 (+4.9% revenue despite 20% ROCE) missed the growth bar -- confirms lumpy, not a Coffee-Can compounder.</w:t>
+      </w:r>
+    </w:p>
+    <w:p>
+      <w:pPr>
+        <w:pStyle w:val="Heading1"/>
+        <w:spacing w:after="120" w:before="280"/>
+      </w:pPr>
+      <w:r>
+        <w:t xml:space="preserve">Technical Read (Weekly / Monthly MACD + Bollinger Bands, or RSI/CCI/Williams %R proxy)</w:t>
+      </w:r>
+    </w:p>
+    <w:p>
+      <w:pPr>
+        <w:spacing w:after="120"/>
+      </w:pPr>
+      <w:r>
+        <w:t xml:space="preserve">Sharp decline from the 52-week high (Rs 1,495.3) to current levels (~Rs 696-700) near the lower half of the range -- a clear downtrend/correction, not an uptrend.</w:t>
+      </w:r>
+    </w:p>
+    <w:p>
+      <w:pPr>
+        <w:pStyle w:val="Heading1"/>
+        <w:spacing w:after="120" w:before="280"/>
+      </w:pPr>
+      <w:r>
+        <w:t xml:space="preserve">ValuePickr Community Signal</w:t>
+      </w:r>
+    </w:p>
+    <w:p>
+      <w:pPr>
+        <w:spacing w:after="120"/>
+      </w:pPr>
+      <w:r>
+        <w:t xml:space="preserve">Long-running, active thread (1,346+ posts, latest activity 2026-08-17). Recent posts focus on the inherent volatility of weather-dependent agri businesses and whether investors can tolerate 'lumpy' (vs. smooth) return patterns.</w:t>
+      </w:r>
+    </w:p>
+    <w:p>
+      <w:pPr>
+        <w:spacing w:after="120"/>
+      </w:pPr>
+      <w:r>
+        <w:rPr>
+          <w:b/>
+          <w:bCs/>
+          <w:sz w:val="20"/>
+          <w:szCs w:val="20"/>
+        </w:rPr>
+        <w:t xml:space="preserve">High-conviction call from a top contributor: </w:t>
+      </w:r>
+      <w:r>
+        <w:rPr>
+          <w:sz w:val="20"/>
+          <w:szCs w:val="20"/>
+        </w:rPr>
+        <w:t xml:space="preserve">Prdnt_investor (2026-08-16, 1 love) notes that weather-dependent companies 'will always remain volatile despite improving fundamentals.' Dhiren_Barvadiya (2026-08-17, 0 loves, discloses invested/biased) frames the debate as whether an investor can tolerate volatile-but-higher vs smooth-but-lower returns. Neither is a strong data-backed conviction call; this deep-dive's primary-document work (screener financials, Q1 FY27 results/investor update, public FY25 concall summaries) independently confirms both the quality and the lumpiness.</w:t>
+      </w:r>
+    </w:p>
+    <w:p>
+      <w:pPr>
+        <w:pStyle w:val="Heading1"/>
+        <w:spacing w:after="120" w:before="280"/>
+      </w:pPr>
+      <w:r>
+        <w:t xml:space="preserve">Trusted-User Signals (Ongoing)</w:t>
+      </w:r>
+    </w:p>
+    <w:p>
+      <w:pPr>
+        <w:spacing w:after="120"/>
+      </w:pPr>
+      <w:r>
+        <w:rPr>
+          <w:i/>
+          <w:iCs/>
+          <w:color w:val="666666"/>
+          <w:sz w:val="18"/>
+          <w:szCs w:val="18"/>
+        </w:rPr>
+        <w:t xml:space="preserve">Every time a trusted user expresses clear conviction on this stock, most recent first — this section accumulates over time, it isn't a one-time snapshot.</w:t>
+      </w:r>
+    </w:p>
+    <w:p>
+      <w:pPr>
+        <w:spacing w:after="100"/>
+      </w:pPr>
+      <w:r>
+        <w:rPr>
+          <w:b/>
+          <w:bCs/>
+          <w:sz w:val="20"/>
+          <w:szCs w:val="20"/>
+        </w:rPr>
+        <w:t xml:space="preserve">2026-08-22 — harsh.beria93</w:t>
+      </w:r>
+      <w:r>
+        <w:rPr>
+          <w:i/>
+          <w:iCs/>
+          <w:color w:val="666666"/>
+          <w:sz w:val="18"/>
+          <w:szCs w:val="18"/>
+        </w:rPr>
         <w:t xml:space="preserve"> (The harsh portfolio!)</w:t>
       </w:r>
       <w:r>
@@ -432,7 +2816,7 @@
         <w:spacing w:after="120"/>
       </w:pPr>
       <w:r>
-        <w:t xml:space="preserve">No SEBI/regulatory action found. No governance red flags identified this pass.</w:t>
+        <w:t xml:space="preserve">No SEBI/regulatory action found. No promoter pledge (flat 60.50% holding through FY24-FY26). No auditor resignation or governance red flag found this pass. Company won a Rs 56.21 Cr AY2022-23 tax-demand reversal (ITAT, reported Apr 2026); a further related hearing is scheduled Oct 2026 (open item).</w:t>
       </w:r>
     </w:p>
     <w:p>
@@ -454,33 +2838,33 @@
         <w:spacing w:after="60"/>
       </w:pPr>
       <w:r>
-        <w:t xml:space="preserve">Strong capital efficiency (ROE 18%, ROCE 20%) and debt-free balance sheet</w:t>
-      </w:r>
-    </w:p>
-    <w:p>
-      <w:pPr>
-        <w:pStyle w:val="ListParagraph"/>
-        <w:numPr>
-          <w:ilvl w:val="0"/>
-          <w:numId w:val="1"/>
-        </w:numPr>
-        <w:spacing w:after="60"/>
-      </w:pPr>
-      <w:r>
-        <w:t xml:space="preserve">Stock is down ~30% over the year and roughly halved from its 52-week high -- potential value entry if agri-cycle turns favorable</w:t>
-      </w:r>
-    </w:p>
-    <w:p>
-      <w:pPr>
-        <w:pStyle w:val="ListParagraph"/>
-        <w:numPr>
-          <w:ilvl w:val="0"/>
-          <w:numId w:val="1"/>
-        </w:numPr>
-        <w:spacing w:after="60"/>
-      </w:pPr>
-      <w:r>
-        <w:t xml:space="preserve">R&amp;D-led hybrid-seed franchise with community-acknowledged improving fundamentals</w:t>
+        <w:t xml:space="preserve">Genuine capital efficiency and balance-sheet quality: ROCE ~19%, ROE ~18%, debt-free/net-cash, no promoter pledge, annual share buybacks since 2018 plus a steady dividend (250% i.e. Rs 5/share on Rs 2 FV)</w:t>
+      </w:r>
+    </w:p>
+    <w:p>
+      <w:pPr>
+        <w:pStyle w:val="ListParagraph"/>
+        <w:numPr>
+          <w:ilvl w:val="0"/>
+          <w:numId w:val="1"/>
+        </w:numPr>
+        <w:spacing w:after="60"/>
+      </w:pPr>
+      <w:r>
+        <w:t xml:space="preserve">Real structural mix-shift from the government-price-controlled cotton segment (now ~25-28% of revenue, down from 70%+ historically) to market-priced, faster-growing hybrid rice/maize/vegetable seeds -- aided by a government ethanol-blending push for maize and a still-open 60-70% seed-replacement runway for hybrid rice</w:t>
+      </w:r>
+    </w:p>
+    <w:p>
+      <w:pPr>
+        <w:pStyle w:val="ListParagraph"/>
+        <w:numPr>
+          <w:ilvl w:val="0"/>
+          <w:numId w:val="1"/>
+        </w:numPr>
+        <w:spacing w:after="60"/>
+      </w:pPr>
+      <w:r>
+        <w:t xml:space="preserve">Valuation has reset: P/E ~14-15x (down from ~20-21x in 2025) is at/below its own historical median after a ~30% one-year price decline; cotton MSP/BG2 pricing was hiked 5-7% for the 2026-27 season; and a Rs 56.21 Cr tax demand was reversed in the company's favour (Apr 2026)</w:t>
       </w:r>
     </w:p>
     <w:p>
@@ -502,33 +2886,33 @@
         <w:spacing w:after="60"/>
       </w:pPr>
       <w:r>
-        <w:t xml:space="preserve">5-year revenue growth of only 6.18% is well short of what a 10x/100x thesis requires</w:t>
-      </w:r>
-    </w:p>
-    <w:p>
-      <w:pPr>
-        <w:pStyle w:val="ListParagraph"/>
-        <w:numPr>
-          <w:ilvl w:val="0"/>
-          <w:numId w:val="1"/>
-        </w:numPr>
-        <w:spacing w:after="60"/>
-      </w:pPr>
-      <w:r>
-        <w:t xml:space="preserve">Business is structurally weather/monsoon-dependent -- lumpy, unpredictable earnings by nature, acknowledged directly by the community</w:t>
-      </w:r>
-    </w:p>
-    <w:p>
-      <w:pPr>
-        <w:pStyle w:val="ListParagraph"/>
-        <w:numPr>
-          <w:ilvl w:val="0"/>
-          <w:numId w:val="1"/>
-        </w:numPr>
-        <w:spacing w:after="60"/>
-      </w:pPr>
-      <w:r>
-        <w:t xml:space="preserve">Recent sharp price decline reflects real cyclical/demand softness, not just sentiment</w:t>
+        <w:t xml:space="preserve">Q1 FY27 (the dominant Kharif quarter) confirms the business remains fundamentally monsoon-dependent even after the cotton-to-non-cotton mix shift: revenue -13.6% and PAT -14% YoY on a ~40% rainfall deficit, with maize volumes down 39%</w:t>
+      </w:r>
+    </w:p>
+    <w:p>
+      <w:pPr>
+        <w:pStyle w:val="ListParagraph"/>
+        <w:numPr>
+          <w:ilvl w:val="0"/>
+          <w:numId w:val="1"/>
+        </w:numPr>
+        <w:spacing w:after="60"/>
+      </w:pPr>
+      <w:r>
+        <w:t xml:space="preserve">A same-basis Coffee-Can check shows only 2 of the last 4 fiscal years cleared both a &gt;=10% revenue-growth and &gt;=15%-ROCE bar together -- genuinely lumpy, not a compounding growth story, and well short of what a 10x/100x thesis needs</w:t>
+      </w:r>
+    </w:p>
+    <w:p>
+      <w:pPr>
+        <w:pStyle w:val="ListParagraph"/>
+        <w:numPr>
+          <w:ilvl w:val="0"/>
+          <w:numId w:val="1"/>
+        </w:numPr>
+        <w:spacing w:after="60"/>
+      </w:pPr>
+      <w:r>
+        <w:t xml:space="preserve">Working-capital days have deteriorated sharply (151-&gt;275, per screener.in) -- a new quality caution this pass could not fully diagnose (channel timing vs. a real collections issue) within budget; cotton pricing/economics also remain subject to government price control, capping upside on that segment regardless of MSP hikes</w:t>
       </w:r>
     </w:p>
     <w:p>
@@ -549,7 +2933,7 @@
           <w:b/>
           <w:bCs/>
         </w:rPr>
-        <w:t xml:space="preserve">Small-cap (~Rs 4,012 Cr)</w:t>
+        <w:t xml:space="preserve">Small-cap (~Rs 3,582 Cr)</w:t>
       </w:r>
     </w:p>
     <w:p>
@@ -572,7 +2956,35 @@
           <w:sz w:val="24"/>
           <w:szCs w:val="24"/>
         </w:rPr>
-        <w:t xml:space="preserve">Neither -- good quality metrics (ROE/ROCE, debt-free) but structurally low, weather-driven growth doesn't support a 10x/100x thesis without a specific, dated catalyst that wasn't found in this pass</w:t>
+        <w:t xml:space="preserve">neither</w:t>
+      </w:r>
+    </w:p>
+    <w:p>
+      <w:pPr>
+        <w:spacing w:after="120"/>
+      </w:pPr>
+      <w:r>
+        <w:rPr>
+          <w:color w:val="666666"/>
+          <w:sz w:val="20"/>
+          <w:szCs w:val="20"/>
+        </w:rPr>
+        <w:t xml:space="preserve">4-box gate — tailwind: weak · TAM: no · moat: weak · valuation: yes  (score 2 / 4)</w:t>
+      </w:r>
+    </w:p>
+    <w:p>
+      <w:pPr>
+        <w:spacing w:after="120"/>
+      </w:pPr>
+      <w:r>
+        <w:rPr>
+          <w:i/>
+          <w:iCs/>
+          <w:color w:val="666666"/>
+          <w:sz w:val="20"/>
+          <w:szCs w:val="20"/>
+        </w:rPr>
+        <w:t xml:space="preserve">Cotton-&gt;non-cotton mix-shift (cotton now ~25-28% of revenue, down from 70%+ historically) is a real structural change lifting tailwind from no-&gt;weak, but Q1 FY27 (-13.6% revenue, maize volumes -39% on a monsoon deficit) proves the whole business remains weather-dependent, not just cotton -- still weak, not yes. tam: no -- an already ~Rs 3,500-3,600cr small-cap growing high-single-digit/lumpy at best, with the bull case itself capping guidance at '15%+ PAT growth,' doesn't have the growth velocity for a 10x/100x math. moat: weak -- real R&amp;D/distribution/brand edge, but cotton pricing is government-capped and several credible competitors exist (Rasi, PI/Advanta, Bayer/Mahyco). valuation: yes -- P/E compressed to ~14-15x, at/below its own historical median after a ~30% one-year decline. Score 2.0 sits in the 2.0-2.5 band; declined to invoke the valuation-based exception given growth is not 'un-ignorable' -- thesis_fit stays neither.</w:t>
       </w:r>
     </w:p>
     <w:p>
@@ -595,46 +3007,72 @@
           <w:sz w:val="24"/>
           <w:szCs w:val="24"/>
         </w:rPr>
-        <w:t xml:space="preserve">Quality balance sheet, but a cyclical agri-input business, not a growth compounder</w:t>
-      </w:r>
-    </w:p>
-    <w:p>
-      <w:pPr>
-        <w:pStyle w:val="ListParagraph"/>
-        <w:numPr>
-          <w:ilvl w:val="0"/>
-          <w:numId w:val="1"/>
-        </w:numPr>
-        <w:spacing w:after="60"/>
-      </w:pPr>
-      <w:r>
-        <w:t xml:space="preserve">ROE/ROCE and debt-free status are genuinely strong</w:t>
-      </w:r>
-    </w:p>
-    <w:p>
-      <w:pPr>
-        <w:pStyle w:val="ListParagraph"/>
-        <w:numPr>
-          <w:ilvl w:val="0"/>
-          <w:numId w:val="1"/>
-        </w:numPr>
-        <w:spacing w:after="60"/>
-      </w:pPr>
-      <w:r>
-        <w:t xml:space="preserve">But 5-yr growth (6.18%) and community-acknowledged weather-driven volatility argue against a 10x/100x growth thesis</w:t>
-      </w:r>
-    </w:p>
-    <w:p>
-      <w:pPr>
-        <w:pStyle w:val="ListParagraph"/>
-        <w:numPr>
-          <w:ilvl w:val="0"/>
-          <w:numId w:val="1"/>
-        </w:numPr>
-        <w:spacing w:after="60"/>
-      </w:pPr>
-      <w:r>
-        <w:t xml:space="preserve">Best framed as a cyclical value/quality holding rather than a screen-thesis candidate</w:t>
+        <w:t xml:space="preserve">Genuinely good quality, real mix-shift underway, but still a monsoon-driven lumpy grower -- 'neither' stands, conviction moderated to Medium</w:t>
+      </w:r>
+    </w:p>
+    <w:p>
+      <w:pPr>
+        <w:pStyle w:val="ListParagraph"/>
+        <w:numPr>
+          <w:ilvl w:val="0"/>
+          <w:numId w:val="1"/>
+        </w:numPr>
+        <w:spacing w:after="60"/>
+      </w:pPr>
+      <w:r>
+        <w:t xml:space="preserve">Quality metrics (ROCE ~19%, debt-free, disciplined capital returns, no pledge/no red flags) are real and independently confirmed this pass</w:t>
+      </w:r>
+    </w:p>
+    <w:p>
+      <w:pPr>
+        <w:pStyle w:val="ListParagraph"/>
+        <w:numPr>
+          <w:ilvl w:val="0"/>
+          <w:numId w:val="1"/>
+        </w:numPr>
+        <w:spacing w:after="60"/>
+      </w:pPr>
+      <w:r>
+        <w:t xml:space="preserve">The cotton -&gt; non-cotton mix-shift is genuine and modestly improves the tailwind read (four_box score 1.5 -&gt; 2.0), but Q1 FY27 proves the whole business, not just cotton, is monsoon-exposed</w:t>
+      </w:r>
+    </w:p>
+    <w:p>
+      <w:pPr>
+        <w:pStyle w:val="ListParagraph"/>
+        <w:numPr>
+          <w:ilvl w:val="0"/>
+          <w:numId w:val="1"/>
+        </w:numPr>
+        <w:spacing w:after="60"/>
+      </w:pPr>
+      <w:r>
+        <w:t xml:space="preserve">A 4-year Coffee-Can check clears only 2 of 4 years on growth+ROCE together -- confirms lumpy, not compounding, growth</w:t>
+      </w:r>
+    </w:p>
+    <w:p>
+      <w:pPr>
+        <w:pStyle w:val="ListParagraph"/>
+        <w:numPr>
+          <w:ilvl w:val="0"/>
+          <w:numId w:val="1"/>
+        </w:numPr>
+        <w:spacing w:after="60"/>
+      </w:pPr>
+      <w:r>
+        <w:t xml:space="preserve">Score of 2.0 sits in the 2.0-2.5 band where an exception (valuation=yes) could technically permit a 10x-in-2-3-years label, but growth is not 'un-ignorable' by phreak's carve-out -- declining to invoke the exception; thesis_fit stays neither</w:t>
+      </w:r>
+    </w:p>
+    <w:p>
+      <w:pPr>
+        <w:pStyle w:val="ListParagraph"/>
+        <w:numPr>
+          <w:ilvl w:val="0"/>
+          <w:numId w:val="1"/>
+        </w:numPr>
+        <w:spacing w:after="60"/>
+      </w:pPr>
+      <w:r>
+        <w:t xml:space="preserve">Prior Medium-High conviction / 38.3 master_score reflected an unverified light-touch categorical call (master_score = conviction_score alone, since no quality/expectation-gap/consistency/asymmetry sub-scores were populated yet), not independently-derived evidence; this deep dive corrects conviction down to Medium to match the real (moderately improved but still weak) four_box read</w:t>
       </w:r>
     </w:p>
     <w:p>
